--- a/比赛章程.docx
+++ b/比赛章程.docx
@@ -44,6 +44,7 @@
             <w:pPr>
               <w:jc w:val="center"/>
               <w:rPr>
+                <w:rFonts w:hint="eastAsia"/>
                 <w:sz w:val="18"/>
                 <w:szCs w:val="18"/>
               </w:rPr>
@@ -2175,6 +2176,7 @@
     <w:p>
       <w:pPr>
         <w:rPr>
+          <w:rFonts w:hint="eastAsia"/>
           <w:sz w:val="15"/>
           <w:szCs w:val="15"/>
         </w:rPr>
@@ -2223,6 +2225,7 @@
     <w:p>
       <w:pPr>
         <w:rPr>
+          <w:rFonts w:hint="eastAsia"/>
           <w:sz w:val="15"/>
           <w:szCs w:val="15"/>
         </w:rPr>
@@ -2254,6 +2257,7 @@
     <w:p>
       <w:pPr>
         <w:rPr>
+          <w:rFonts w:hint="eastAsia"/>
           <w:b/>
           <w:bCs/>
           <w:sz w:val="15"/>
@@ -2284,6 +2288,7 @@
     <w:p>
       <w:pPr>
         <w:rPr>
+          <w:rFonts w:hint="eastAsia"/>
           <w:sz w:val="15"/>
           <w:szCs w:val="15"/>
         </w:rPr>
@@ -2347,6 +2352,7 @@
     <w:p>
       <w:pPr>
         <w:rPr>
+          <w:rFonts w:hint="eastAsia"/>
           <w:sz w:val="15"/>
           <w:szCs w:val="15"/>
         </w:rPr>
@@ -2368,6 +2374,7 @@
           <w:numId w:val="1"/>
         </w:numPr>
         <w:rPr>
+          <w:rFonts w:hint="eastAsia"/>
           <w:sz w:val="15"/>
           <w:szCs w:val="15"/>
         </w:rPr>
@@ -2412,6 +2419,7 @@
           <w:numId w:val="1"/>
         </w:numPr>
         <w:rPr>
+          <w:rFonts w:hint="eastAsia"/>
           <w:sz w:val="15"/>
           <w:szCs w:val="15"/>
         </w:rPr>
@@ -2484,6 +2492,7 @@
     <w:p>
       <w:pPr>
         <w:rPr>
+          <w:rFonts w:hint="eastAsia"/>
           <w:sz w:val="15"/>
           <w:szCs w:val="15"/>
         </w:rPr>
@@ -2505,6 +2514,7 @@
           <w:numId w:val="2"/>
         </w:numPr>
         <w:rPr>
+          <w:rFonts w:hint="eastAsia"/>
           <w:sz w:val="15"/>
           <w:szCs w:val="15"/>
         </w:rPr>
@@ -2565,6 +2575,7 @@
           <w:numId w:val="2"/>
         </w:numPr>
         <w:rPr>
+          <w:rFonts w:hint="eastAsia"/>
           <w:sz w:val="15"/>
           <w:szCs w:val="15"/>
         </w:rPr>
@@ -2621,6 +2632,7 @@
     <w:p>
       <w:pPr>
         <w:rPr>
+          <w:rFonts w:hint="eastAsia"/>
           <w:sz w:val="15"/>
           <w:szCs w:val="15"/>
         </w:rPr>
@@ -2642,6 +2654,7 @@
           <w:numId w:val="3"/>
         </w:numPr>
         <w:rPr>
+          <w:rFonts w:hint="eastAsia"/>
           <w:sz w:val="15"/>
           <w:szCs w:val="15"/>
         </w:rPr>
@@ -2716,6 +2729,7 @@
         <w:pStyle w:val="af1"/>
         <w:ind w:left="1080"/>
         <w:rPr>
+          <w:rFonts w:hint="eastAsia"/>
           <w:sz w:val="15"/>
           <w:szCs w:val="15"/>
         </w:rPr>
@@ -2768,6 +2782,7 @@
         <w:pStyle w:val="af1"/>
         <w:ind w:left="1080"/>
         <w:rPr>
+          <w:rFonts w:hint="eastAsia"/>
           <w:sz w:val="15"/>
           <w:szCs w:val="15"/>
         </w:rPr>
@@ -2848,6 +2863,9 @@
       <w:pPr>
         <w:pStyle w:val="af1"/>
         <w:ind w:left="1080"/>
+        <w:rPr>
+          <w:rFonts w:hint="eastAsia"/>
+        </w:rPr>
       </w:pPr>
       <w:r>
         <w:rPr>
@@ -2898,6 +2916,7 @@
           <w:numId w:val="3"/>
         </w:numPr>
         <w:rPr>
+          <w:rFonts w:hint="eastAsia"/>
           <w:sz w:val="15"/>
           <w:szCs w:val="15"/>
         </w:rPr>
@@ -2942,6 +2961,7 @@
           <w:numId w:val="3"/>
         </w:numPr>
         <w:rPr>
+          <w:rFonts w:hint="eastAsia"/>
           <w:sz w:val="15"/>
           <w:szCs w:val="15"/>
         </w:rPr>
@@ -2974,6 +2994,7 @@
     <w:p>
       <w:pPr>
         <w:rPr>
+          <w:rFonts w:hint="eastAsia"/>
           <w:b/>
           <w:bCs/>
           <w:sz w:val="15"/>
@@ -3013,6 +3034,7 @@
     <w:p>
       <w:pPr>
         <w:rPr>
+          <w:rFonts w:hint="eastAsia"/>
           <w:sz w:val="15"/>
           <w:szCs w:val="15"/>
         </w:rPr>
@@ -3028,18 +3050,19 @@
     <w:p>
       <w:pPr>
         <w:rPr>
-          <w:b/>
-          <w:bCs/>
-          <w:sz w:val="15"/>
-          <w:szCs w:val="15"/>
-        </w:rPr>
-      </w:pPr>
-      <w:r>
-        <w:rPr>
-          <w:b/>
-          <w:bCs/>
-          <w:sz w:val="15"/>
-          <w:szCs w:val="15"/>
+          <w:rFonts w:hint="eastAsia"/>
+          <w:b/>
+          <w:bCs/>
+          <w:sz w:val="21"/>
+          <w:szCs w:val="21"/>
+        </w:rPr>
+      </w:pPr>
+      <w:r>
+        <w:rPr>
+          <w:b/>
+          <w:bCs/>
+          <w:sz w:val="21"/>
+          <w:szCs w:val="21"/>
         </w:rPr>
         <w:t>阶段</w:t>
       </w:r>
@@ -3048,8 +3071,8 @@
         <w:rPr>
           <w:b/>
           <w:bCs/>
-          <w:sz w:val="15"/>
-          <w:szCs w:val="15"/>
+          <w:sz w:val="21"/>
+          <w:szCs w:val="21"/>
         </w:rPr>
         <w:t>一</w:t>
       </w:r>
@@ -3058,8 +3081,8 @@
         <w:rPr>
           <w:b/>
           <w:bCs/>
-          <w:sz w:val="15"/>
-          <w:szCs w:val="15"/>
+          <w:sz w:val="21"/>
+          <w:szCs w:val="21"/>
         </w:rPr>
         <w:t>：搭建双端框架（业务闭环先行）</w:t>
       </w:r>
@@ -3071,23 +3094,24 @@
           <w:numId w:val="4"/>
         </w:numPr>
         <w:rPr>
-          <w:sz w:val="15"/>
-          <w:szCs w:val="15"/>
-        </w:rPr>
-      </w:pPr>
-      <w:r>
-        <w:rPr>
-          <w:b/>
-          <w:bCs/>
-          <w:sz w:val="15"/>
-          <w:szCs w:val="15"/>
+          <w:rFonts w:hint="eastAsia"/>
+          <w:sz w:val="21"/>
+          <w:szCs w:val="21"/>
+        </w:rPr>
+      </w:pPr>
+      <w:r>
+        <w:rPr>
+          <w:b/>
+          <w:bCs/>
+          <w:sz w:val="21"/>
+          <w:szCs w:val="21"/>
         </w:rPr>
         <w:t>目标：</w:t>
       </w:r>
       <w:r>
         <w:rPr>
-          <w:sz w:val="15"/>
-          <w:szCs w:val="15"/>
+          <w:sz w:val="21"/>
+          <w:szCs w:val="21"/>
         </w:rPr>
         <w:t xml:space="preserve"> 拿下“功能完整度”的基础分。 </w:t>
       </w:r>
@@ -3099,16 +3123,17 @@
           <w:numId w:val="4"/>
         </w:numPr>
         <w:rPr>
-          <w:sz w:val="15"/>
-          <w:szCs w:val="15"/>
-        </w:rPr>
-      </w:pPr>
-      <w:r>
-        <w:rPr>
-          <w:b/>
-          <w:bCs/>
-          <w:sz w:val="15"/>
-          <w:szCs w:val="15"/>
+          <w:rFonts w:hint="eastAsia"/>
+          <w:sz w:val="21"/>
+          <w:szCs w:val="21"/>
+        </w:rPr>
+      </w:pPr>
+      <w:r>
+        <w:rPr>
+          <w:b/>
+          <w:bCs/>
+          <w:sz w:val="21"/>
+          <w:szCs w:val="21"/>
         </w:rPr>
         <w:t>行动：</w:t>
       </w:r>
@@ -3120,14 +3145,15 @@
           <w:numId w:val="4"/>
         </w:numPr>
         <w:rPr>
-          <w:sz w:val="15"/>
-          <w:szCs w:val="15"/>
-        </w:rPr>
-      </w:pPr>
-      <w:r>
-        <w:rPr>
-          <w:sz w:val="15"/>
-          <w:szCs w:val="15"/>
+          <w:rFonts w:hint="eastAsia"/>
+          <w:sz w:val="21"/>
+          <w:szCs w:val="21"/>
+        </w:rPr>
+      </w:pPr>
+      <w:r>
+        <w:rPr>
+          <w:sz w:val="21"/>
+          <w:szCs w:val="21"/>
         </w:rPr>
         <w:t xml:space="preserve">开发管理后台端：实现知识库文档的上传与更新界面，完成数字人形象（外观、服装）的简单配置选项。 </w:t>
       </w:r>
@@ -3139,14 +3165,15 @@
           <w:numId w:val="4"/>
         </w:numPr>
         <w:rPr>
-          <w:sz w:val="15"/>
-          <w:szCs w:val="15"/>
-        </w:rPr>
-      </w:pPr>
-      <w:r>
-        <w:rPr>
-          <w:sz w:val="15"/>
-          <w:szCs w:val="15"/>
+          <w:rFonts w:hint="eastAsia"/>
+          <w:sz w:val="21"/>
+          <w:szCs w:val="21"/>
+        </w:rPr>
+      </w:pPr>
+      <w:r>
+        <w:rPr>
+          <w:sz w:val="21"/>
+          <w:szCs w:val="21"/>
         </w:rPr>
         <w:t xml:space="preserve">开发游客交互端：搭建包含聊天对话框、语音输入按钮和数字人展示区的基本 UI。 </w:t>
       </w:r>
@@ -3154,18 +3181,19 @@
     <w:p>
       <w:pPr>
         <w:rPr>
-          <w:b/>
-          <w:bCs/>
-          <w:sz w:val="15"/>
-          <w:szCs w:val="15"/>
-        </w:rPr>
-      </w:pPr>
-      <w:r>
-        <w:rPr>
-          <w:b/>
-          <w:bCs/>
-          <w:sz w:val="15"/>
-          <w:szCs w:val="15"/>
+          <w:rFonts w:hint="eastAsia"/>
+          <w:b/>
+          <w:bCs/>
+          <w:sz w:val="21"/>
+          <w:szCs w:val="21"/>
+        </w:rPr>
+      </w:pPr>
+      <w:r>
+        <w:rPr>
+          <w:b/>
+          <w:bCs/>
+          <w:sz w:val="21"/>
+          <w:szCs w:val="21"/>
         </w:rPr>
         <w:t>阶段二：攻克高精度 RAG 与个性化逻辑</w:t>
       </w:r>
@@ -3177,23 +3205,24 @@
           <w:numId w:val="5"/>
         </w:numPr>
         <w:rPr>
-          <w:sz w:val="15"/>
-          <w:szCs w:val="15"/>
-        </w:rPr>
-      </w:pPr>
-      <w:r>
-        <w:rPr>
-          <w:b/>
-          <w:bCs/>
-          <w:sz w:val="15"/>
-          <w:szCs w:val="15"/>
+          <w:rFonts w:hint="eastAsia"/>
+          <w:sz w:val="21"/>
+          <w:szCs w:val="21"/>
+        </w:rPr>
+      </w:pPr>
+      <w:r>
+        <w:rPr>
+          <w:b/>
+          <w:bCs/>
+          <w:sz w:val="21"/>
+          <w:szCs w:val="21"/>
         </w:rPr>
         <w:t>目标：</w:t>
       </w:r>
       <w:r>
         <w:rPr>
-          <w:sz w:val="15"/>
-          <w:szCs w:val="15"/>
+          <w:sz w:val="21"/>
+          <w:szCs w:val="21"/>
         </w:rPr>
         <w:t xml:space="preserve"> 满足准确率 </w:t>
       </w:r>
@@ -3201,15 +3230,15 @@
         <w:rPr>
           <w:b/>
           <w:bCs/>
-          <w:sz w:val="15"/>
-          <w:szCs w:val="15"/>
+          <w:sz w:val="21"/>
+          <w:szCs w:val="21"/>
         </w:rPr>
         <w:t>&gt;=90%</w:t>
       </w:r>
       <w:r>
         <w:rPr>
-          <w:sz w:val="15"/>
-          <w:szCs w:val="15"/>
+          <w:sz w:val="21"/>
+          <w:szCs w:val="21"/>
         </w:rPr>
         <w:t xml:space="preserve"> 的硬性指标，实现个性化推荐。 </w:t>
       </w:r>
@@ -3221,16 +3250,17 @@
           <w:numId w:val="5"/>
         </w:numPr>
         <w:rPr>
-          <w:sz w:val="15"/>
-          <w:szCs w:val="15"/>
-        </w:rPr>
-      </w:pPr>
-      <w:r>
-        <w:rPr>
-          <w:b/>
-          <w:bCs/>
-          <w:sz w:val="15"/>
-          <w:szCs w:val="15"/>
+          <w:rFonts w:hint="eastAsia"/>
+          <w:sz w:val="21"/>
+          <w:szCs w:val="21"/>
+        </w:rPr>
+      </w:pPr>
+      <w:r>
+        <w:rPr>
+          <w:b/>
+          <w:bCs/>
+          <w:sz w:val="21"/>
+          <w:szCs w:val="21"/>
         </w:rPr>
         <w:t>行动：</w:t>
       </w:r>
@@ -3242,14 +3272,15 @@
           <w:numId w:val="5"/>
         </w:numPr>
         <w:rPr>
-          <w:sz w:val="15"/>
-          <w:szCs w:val="15"/>
-        </w:rPr>
-      </w:pPr>
-      <w:r>
-        <w:rPr>
-          <w:sz w:val="15"/>
-          <w:szCs w:val="15"/>
+          <w:rFonts w:hint="eastAsia"/>
+          <w:sz w:val="21"/>
+          <w:szCs w:val="21"/>
+        </w:rPr>
+      </w:pPr>
+      <w:r>
+        <w:rPr>
+          <w:sz w:val="21"/>
+          <w:szCs w:val="21"/>
         </w:rPr>
         <w:t xml:space="preserve">下载示范景区资料包，通过 Python 脚本进行数据清洗，建立本地向量知识库。 </w:t>
       </w:r>
@@ -3261,14 +3292,15 @@
           <w:numId w:val="5"/>
         </w:numPr>
         <w:rPr>
-          <w:sz w:val="15"/>
-          <w:szCs w:val="15"/>
-        </w:rPr>
-      </w:pPr>
-      <w:r>
-        <w:rPr>
-          <w:sz w:val="15"/>
-          <w:szCs w:val="15"/>
+          <w:rFonts w:hint="eastAsia"/>
+          <w:sz w:val="21"/>
+          <w:szCs w:val="21"/>
+        </w:rPr>
+      </w:pPr>
+      <w:r>
+        <w:rPr>
+          <w:sz w:val="21"/>
+          <w:szCs w:val="21"/>
         </w:rPr>
         <w:t xml:space="preserve">编写大模型 Prompt 控制逻辑，使其能准确回答历史、文化等问题。 </w:t>
       </w:r>
@@ -3280,14 +3312,15 @@
           <w:numId w:val="5"/>
         </w:numPr>
         <w:rPr>
-          <w:sz w:val="15"/>
-          <w:szCs w:val="15"/>
-        </w:rPr>
-      </w:pPr>
-      <w:r>
-        <w:rPr>
-          <w:sz w:val="15"/>
-          <w:szCs w:val="15"/>
+          <w:rFonts w:hint="eastAsia"/>
+          <w:sz w:val="21"/>
+          <w:szCs w:val="21"/>
+        </w:rPr>
+      </w:pPr>
+      <w:r>
+        <w:rPr>
+          <w:sz w:val="21"/>
+          <w:szCs w:val="21"/>
         </w:rPr>
         <w:t xml:space="preserve">在提示词中加入状态机逻辑，根据游客输入提取其兴趣偏好，为其推荐个性化游览路线。 </w:t>
       </w:r>
@@ -3295,18 +3328,19 @@
     <w:p>
       <w:pPr>
         <w:rPr>
-          <w:b/>
-          <w:bCs/>
-          <w:sz w:val="15"/>
-          <w:szCs w:val="15"/>
-        </w:rPr>
-      </w:pPr>
-      <w:r>
-        <w:rPr>
-          <w:b/>
-          <w:bCs/>
-          <w:sz w:val="15"/>
-          <w:szCs w:val="15"/>
+          <w:rFonts w:hint="eastAsia"/>
+          <w:b/>
+          <w:bCs/>
+          <w:sz w:val="21"/>
+          <w:szCs w:val="21"/>
+        </w:rPr>
+      </w:pPr>
+      <w:r>
+        <w:rPr>
+          <w:b/>
+          <w:bCs/>
+          <w:sz w:val="21"/>
+          <w:szCs w:val="21"/>
         </w:rPr>
         <w:t>阶段三：集成多模态大模型与语音链路</w:t>
       </w:r>
@@ -3318,23 +3352,24 @@
           <w:numId w:val="6"/>
         </w:numPr>
         <w:rPr>
-          <w:sz w:val="15"/>
-          <w:szCs w:val="15"/>
-        </w:rPr>
-      </w:pPr>
-      <w:r>
-        <w:rPr>
-          <w:b/>
-          <w:bCs/>
-          <w:sz w:val="15"/>
-          <w:szCs w:val="15"/>
+          <w:rFonts w:hint="eastAsia"/>
+          <w:sz w:val="21"/>
+          <w:szCs w:val="21"/>
+        </w:rPr>
+      </w:pPr>
+      <w:r>
+        <w:rPr>
+          <w:b/>
+          <w:bCs/>
+          <w:sz w:val="21"/>
+          <w:szCs w:val="21"/>
         </w:rPr>
         <w:t>目标：</w:t>
       </w:r>
       <w:r>
         <w:rPr>
-          <w:sz w:val="15"/>
-          <w:szCs w:val="15"/>
+          <w:sz w:val="21"/>
+          <w:szCs w:val="21"/>
         </w:rPr>
         <w:t xml:space="preserve"> 实现语音交互闭环，控制响应延迟。</w:t>
       </w:r>
@@ -3346,16 +3381,17 @@
           <w:numId w:val="6"/>
         </w:numPr>
         <w:rPr>
-          <w:sz w:val="15"/>
-          <w:szCs w:val="15"/>
-        </w:rPr>
-      </w:pPr>
-      <w:r>
-        <w:rPr>
-          <w:b/>
-          <w:bCs/>
-          <w:sz w:val="15"/>
-          <w:szCs w:val="15"/>
+          <w:rFonts w:hint="eastAsia"/>
+          <w:sz w:val="21"/>
+          <w:szCs w:val="21"/>
+        </w:rPr>
+      </w:pPr>
+      <w:r>
+        <w:rPr>
+          <w:b/>
+          <w:bCs/>
+          <w:sz w:val="21"/>
+          <w:szCs w:val="21"/>
         </w:rPr>
         <w:t>行动：</w:t>
       </w:r>
@@ -3367,46 +3403,47 @@
           <w:numId w:val="6"/>
         </w:numPr>
         <w:rPr>
-          <w:sz w:val="15"/>
-          <w:szCs w:val="15"/>
-        </w:rPr>
-      </w:pPr>
-      <w:r>
-        <w:rPr>
-          <w:sz w:val="15"/>
-          <w:szCs w:val="15"/>
+          <w:rFonts w:hint="eastAsia"/>
+          <w:sz w:val="21"/>
+          <w:szCs w:val="21"/>
+        </w:rPr>
+      </w:pPr>
+      <w:r>
+        <w:rPr>
+          <w:sz w:val="21"/>
+          <w:szCs w:val="21"/>
         </w:rPr>
         <w:t xml:space="preserve">在 </w:t>
       </w:r>
       <w:proofErr w:type="spellStart"/>
       <w:r>
         <w:rPr>
-          <w:sz w:val="15"/>
-          <w:szCs w:val="15"/>
+          <w:sz w:val="21"/>
+          <w:szCs w:val="21"/>
         </w:rPr>
         <w:t>FastAPI</w:t>
       </w:r>
       <w:proofErr w:type="spellEnd"/>
       <w:r>
         <w:rPr>
-          <w:sz w:val="15"/>
-          <w:szCs w:val="15"/>
+          <w:sz w:val="21"/>
+          <w:szCs w:val="21"/>
         </w:rPr>
         <w:t xml:space="preserve"> 后端集成 Whisper (ASR) 和 </w:t>
       </w:r>
       <w:proofErr w:type="spellStart"/>
       <w:r>
         <w:rPr>
-          <w:sz w:val="15"/>
-          <w:szCs w:val="15"/>
+          <w:sz w:val="21"/>
+          <w:szCs w:val="21"/>
         </w:rPr>
         <w:t>ParaTTS</w:t>
       </w:r>
       <w:proofErr w:type="spellEnd"/>
       <w:r>
         <w:rPr>
-          <w:sz w:val="15"/>
-          <w:szCs w:val="15"/>
+          <w:sz w:val="21"/>
+          <w:szCs w:val="21"/>
         </w:rPr>
         <w:t xml:space="preserve"> (TTS) 开源方案。 </w:t>
       </w:r>
@@ -3418,14 +3455,15 @@
           <w:numId w:val="6"/>
         </w:numPr>
         <w:rPr>
-          <w:sz w:val="15"/>
-          <w:szCs w:val="15"/>
-        </w:rPr>
-      </w:pPr>
-      <w:r>
-        <w:rPr>
-          <w:sz w:val="15"/>
-          <w:szCs w:val="15"/>
+          <w:rFonts w:hint="eastAsia"/>
+          <w:sz w:val="21"/>
+          <w:szCs w:val="21"/>
+        </w:rPr>
+      </w:pPr>
+      <w:r>
+        <w:rPr>
+          <w:sz w:val="21"/>
+          <w:szCs w:val="21"/>
         </w:rPr>
         <w:t xml:space="preserve">接入多模态大模型 API，利用其文本分析能力，记录游客情绪，用于后续生成情感趋势报告。 </w:t>
       </w:r>
@@ -3437,23 +3475,24 @@
           <w:numId w:val="6"/>
         </w:numPr>
         <w:rPr>
-          <w:sz w:val="15"/>
-          <w:szCs w:val="15"/>
-        </w:rPr>
-      </w:pPr>
-      <w:r>
-        <w:rPr>
-          <w:b/>
-          <w:bCs/>
-          <w:sz w:val="15"/>
-          <w:szCs w:val="15"/>
+          <w:rFonts w:hint="eastAsia"/>
+          <w:sz w:val="21"/>
+          <w:szCs w:val="21"/>
+        </w:rPr>
+      </w:pPr>
+      <w:r>
+        <w:rPr>
+          <w:b/>
+          <w:bCs/>
+          <w:sz w:val="21"/>
+          <w:szCs w:val="21"/>
         </w:rPr>
         <w:t>核心优化：</w:t>
       </w:r>
       <w:r>
         <w:rPr>
-          <w:sz w:val="15"/>
-          <w:szCs w:val="15"/>
+          <w:sz w:val="21"/>
+          <w:szCs w:val="21"/>
         </w:rPr>
         <w:t xml:space="preserve"> 实现音频流的边接收、边识别、边生成、边播放，确保语音问答延迟严格控制在 5 秒以内。 </w:t>
       </w:r>
@@ -3461,18 +3500,19 @@
     <w:p>
       <w:pPr>
         <w:rPr>
-          <w:b/>
-          <w:bCs/>
-          <w:sz w:val="15"/>
-          <w:szCs w:val="15"/>
-        </w:rPr>
-      </w:pPr>
-      <w:r>
-        <w:rPr>
-          <w:b/>
-          <w:bCs/>
-          <w:sz w:val="15"/>
-          <w:szCs w:val="15"/>
+          <w:rFonts w:hint="eastAsia"/>
+          <w:b/>
+          <w:bCs/>
+          <w:sz w:val="21"/>
+          <w:szCs w:val="21"/>
+        </w:rPr>
+      </w:pPr>
+      <w:r>
+        <w:rPr>
+          <w:b/>
+          <w:bCs/>
+          <w:sz w:val="21"/>
+          <w:szCs w:val="21"/>
         </w:rPr>
         <w:t>阶段四：2D 数字人融合与自然度打磨</w:t>
       </w:r>
@@ -3484,23 +3524,24 @@
           <w:numId w:val="7"/>
         </w:numPr>
         <w:rPr>
-          <w:sz w:val="15"/>
-          <w:szCs w:val="15"/>
-        </w:rPr>
-      </w:pPr>
-      <w:r>
-        <w:rPr>
-          <w:b/>
-          <w:bCs/>
-          <w:sz w:val="15"/>
-          <w:szCs w:val="15"/>
+          <w:rFonts w:hint="eastAsia"/>
+          <w:sz w:val="21"/>
+          <w:szCs w:val="21"/>
+        </w:rPr>
+      </w:pPr>
+      <w:r>
+        <w:rPr>
+          <w:b/>
+          <w:bCs/>
+          <w:sz w:val="21"/>
+          <w:szCs w:val="21"/>
         </w:rPr>
         <w:t>目标：</w:t>
       </w:r>
       <w:r>
         <w:rPr>
-          <w:sz w:val="15"/>
-          <w:szCs w:val="15"/>
+          <w:sz w:val="21"/>
+          <w:szCs w:val="21"/>
         </w:rPr>
         <w:t xml:space="preserve"> 攻克“技术与创新性”中的表现力考核。 </w:t>
       </w:r>
@@ -3512,17 +3553,19 @@
           <w:numId w:val="7"/>
         </w:numPr>
         <w:rPr>
-          <w:sz w:val="15"/>
-          <w:szCs w:val="15"/>
-        </w:rPr>
-      </w:pPr>
-      <w:r>
-        <w:rPr>
-          <w:b/>
-          <w:bCs/>
-          <w:sz w:val="15"/>
-          <w:szCs w:val="15"/>
-        </w:rPr>
+          <w:rFonts w:hint="eastAsia"/>
+          <w:sz w:val="21"/>
+          <w:szCs w:val="21"/>
+        </w:rPr>
+      </w:pPr>
+      <w:r>
+        <w:rPr>
+          <w:b/>
+          <w:bCs/>
+          <w:sz w:val="21"/>
+          <w:szCs w:val="21"/>
+        </w:rPr>
+        <w:lastRenderedPageBreak/>
         <w:t>行动：</w:t>
       </w:r>
     </w:p>
@@ -3533,14 +3576,15 @@
           <w:numId w:val="7"/>
         </w:numPr>
         <w:rPr>
-          <w:sz w:val="15"/>
-          <w:szCs w:val="15"/>
-        </w:rPr>
-      </w:pPr>
-      <w:r>
-        <w:rPr>
-          <w:sz w:val="15"/>
-          <w:szCs w:val="15"/>
+          <w:rFonts w:hint="eastAsia"/>
+          <w:sz w:val="21"/>
+          <w:szCs w:val="21"/>
+        </w:rPr>
+      </w:pPr>
+      <w:r>
+        <w:rPr>
+          <w:sz w:val="21"/>
+          <w:szCs w:val="21"/>
         </w:rPr>
         <w:t xml:space="preserve">部署开源 2D 数字人引擎。 </w:t>
       </w:r>
@@ -3552,14 +3596,15 @@
           <w:numId w:val="7"/>
         </w:numPr>
         <w:rPr>
-          <w:sz w:val="15"/>
-          <w:szCs w:val="15"/>
-        </w:rPr>
-      </w:pPr>
-      <w:r>
-        <w:rPr>
-          <w:sz w:val="15"/>
-          <w:szCs w:val="15"/>
+          <w:rFonts w:hint="eastAsia"/>
+          <w:sz w:val="21"/>
+          <w:szCs w:val="21"/>
+        </w:rPr>
+      </w:pPr>
+      <w:r>
+        <w:rPr>
+          <w:sz w:val="21"/>
+          <w:szCs w:val="21"/>
         </w:rPr>
         <w:t xml:space="preserve">根据 TTS 生成的音频波形提取特征，驱动 2D 模型的嘴部动作，打磨口型同步的自然度。 </w:t>
       </w:r>
@@ -3571,34 +3616,35 @@
           <w:numId w:val="7"/>
         </w:numPr>
         <w:rPr>
-          <w:sz w:val="15"/>
-          <w:szCs w:val="15"/>
-        </w:rPr>
-      </w:pPr>
-      <w:r>
-        <w:rPr>
-          <w:sz w:val="15"/>
-          <w:szCs w:val="15"/>
-        </w:rPr>
-        <w:lastRenderedPageBreak/>
+          <w:rFonts w:hint="eastAsia"/>
+          <w:sz w:val="21"/>
+          <w:szCs w:val="21"/>
+        </w:rPr>
+      </w:pPr>
+      <w:r>
+        <w:rPr>
+          <w:sz w:val="21"/>
+          <w:szCs w:val="21"/>
+        </w:rPr>
         <w:t xml:space="preserve">联动大模型的情感分析结果，在回答时触发对应的数字人表情配合。 </w:t>
       </w:r>
     </w:p>
     <w:p>
       <w:pPr>
         <w:rPr>
-          <w:b/>
-          <w:bCs/>
-          <w:sz w:val="15"/>
-          <w:szCs w:val="15"/>
-        </w:rPr>
-      </w:pPr>
-      <w:r>
-        <w:rPr>
-          <w:b/>
-          <w:bCs/>
-          <w:sz w:val="15"/>
-          <w:szCs w:val="15"/>
+          <w:rFonts w:hint="eastAsia"/>
+          <w:b/>
+          <w:bCs/>
+          <w:sz w:val="21"/>
+          <w:szCs w:val="21"/>
+        </w:rPr>
+      </w:pPr>
+      <w:r>
+        <w:rPr>
+          <w:b/>
+          <w:bCs/>
+          <w:sz w:val="21"/>
+          <w:szCs w:val="21"/>
         </w:rPr>
         <w:t>阶段五：数据看板补全与参赛材料冲刺</w:t>
       </w:r>
@@ -3610,23 +3656,24 @@
           <w:numId w:val="8"/>
         </w:numPr>
         <w:rPr>
-          <w:sz w:val="15"/>
-          <w:szCs w:val="15"/>
-        </w:rPr>
-      </w:pPr>
-      <w:r>
-        <w:rPr>
-          <w:b/>
-          <w:bCs/>
-          <w:sz w:val="15"/>
-          <w:szCs w:val="15"/>
+          <w:rFonts w:hint="eastAsia"/>
+          <w:sz w:val="21"/>
+          <w:szCs w:val="21"/>
+        </w:rPr>
+      </w:pPr>
+      <w:r>
+        <w:rPr>
+          <w:b/>
+          <w:bCs/>
+          <w:sz w:val="21"/>
+          <w:szCs w:val="21"/>
         </w:rPr>
         <w:t>目标：</w:t>
       </w:r>
       <w:r>
         <w:rPr>
-          <w:sz w:val="15"/>
-          <w:szCs w:val="15"/>
+          <w:sz w:val="21"/>
+          <w:szCs w:val="21"/>
         </w:rPr>
         <w:t xml:space="preserve"> 完善“行业实用与体验性”并拉满文档分。 </w:t>
       </w:r>
@@ -3638,16 +3685,17 @@
           <w:numId w:val="8"/>
         </w:numPr>
         <w:rPr>
-          <w:sz w:val="15"/>
-          <w:szCs w:val="15"/>
-        </w:rPr>
-      </w:pPr>
-      <w:r>
-        <w:rPr>
-          <w:b/>
-          <w:bCs/>
-          <w:sz w:val="15"/>
-          <w:szCs w:val="15"/>
+          <w:rFonts w:hint="eastAsia"/>
+          <w:sz w:val="21"/>
+          <w:szCs w:val="21"/>
+        </w:rPr>
+      </w:pPr>
+      <w:r>
+        <w:rPr>
+          <w:b/>
+          <w:bCs/>
+          <w:sz w:val="21"/>
+          <w:szCs w:val="21"/>
         </w:rPr>
         <w:t>行动：</w:t>
       </w:r>
@@ -3659,14 +3707,15 @@
           <w:numId w:val="8"/>
         </w:numPr>
         <w:rPr>
-          <w:sz w:val="15"/>
-          <w:szCs w:val="15"/>
-        </w:rPr>
-      </w:pPr>
-      <w:r>
-        <w:rPr>
-          <w:sz w:val="15"/>
-          <w:szCs w:val="15"/>
+          <w:rFonts w:hint="eastAsia"/>
+          <w:sz w:val="21"/>
+          <w:szCs w:val="21"/>
+        </w:rPr>
+      </w:pPr>
+      <w:r>
+        <w:rPr>
+          <w:sz w:val="21"/>
+          <w:szCs w:val="21"/>
         </w:rPr>
         <w:t xml:space="preserve">在管理后台完成数据大屏，接入真实交互记录，展示游客关注点分析和情感趋势。 </w:t>
       </w:r>
@@ -3678,30 +3727,31 @@
           <w:numId w:val="8"/>
         </w:numPr>
         <w:rPr>
-          <w:sz w:val="15"/>
-          <w:szCs w:val="15"/>
-        </w:rPr>
-      </w:pPr>
-      <w:r>
-        <w:rPr>
-          <w:sz w:val="15"/>
-          <w:szCs w:val="15"/>
+          <w:rFonts w:hint="eastAsia"/>
+          <w:sz w:val="21"/>
+          <w:szCs w:val="21"/>
+        </w:rPr>
+      </w:pPr>
+      <w:r>
+        <w:rPr>
+          <w:sz w:val="21"/>
+          <w:szCs w:val="21"/>
         </w:rPr>
         <w:t>针对赛题中提到的“GPS信号或难以定位情况”，在产品总体设计文档中撰写一套基于多模态视觉定位</w:t>
       </w:r>
       <w:proofErr w:type="gramStart"/>
       <w:r>
         <w:rPr>
-          <w:sz w:val="15"/>
-          <w:szCs w:val="15"/>
+          <w:sz w:val="21"/>
+          <w:szCs w:val="21"/>
         </w:rPr>
         <w:t>或蓝牙信标</w:t>
       </w:r>
       <w:proofErr w:type="gramEnd"/>
       <w:r>
         <w:rPr>
-          <w:sz w:val="15"/>
-          <w:szCs w:val="15"/>
+          <w:sz w:val="21"/>
+          <w:szCs w:val="21"/>
         </w:rPr>
         <w:t xml:space="preserve">的理论解决方案作为加分项。 </w:t>
       </w:r>
@@ -3713,14 +3763,15 @@
           <w:numId w:val="8"/>
         </w:numPr>
         <w:rPr>
-          <w:sz w:val="15"/>
-          <w:szCs w:val="15"/>
-        </w:rPr>
-      </w:pPr>
-      <w:r>
-        <w:rPr>
-          <w:sz w:val="15"/>
-          <w:szCs w:val="15"/>
+          <w:rFonts w:hint="eastAsia"/>
+          <w:sz w:val="21"/>
+          <w:szCs w:val="21"/>
+        </w:rPr>
+      </w:pPr>
+      <w:r>
+        <w:rPr>
+          <w:sz w:val="21"/>
+          <w:szCs w:val="21"/>
         </w:rPr>
         <w:t xml:space="preserve">录制不超过 7 分钟的产品演示视频，重点展示双端功能、交互自然度和极低的延迟。准备部署手册和产品方案介绍 PPT。 </w:t>
       </w:r>
@@ -3728,6 +3779,7 @@
     <w:p>
       <w:pPr>
         <w:rPr>
+          <w:rFonts w:hint="eastAsia"/>
           <w:sz w:val="15"/>
           <w:szCs w:val="15"/>
         </w:rPr>
@@ -3742,7 +3794,1926 @@
     </w:p>
     <w:p>
       <w:pPr>
-        <w:rPr>
+        <w:widowControl/>
+        <w:rPr>
+          <w:rFonts w:hint="eastAsia"/>
+          <w:sz w:val="15"/>
+          <w:szCs w:val="15"/>
+        </w:rPr>
+      </w:pPr>
+      <w:r>
+        <w:rPr>
+          <w:rFonts w:hint="eastAsia"/>
+          <w:sz w:val="15"/>
+          <w:szCs w:val="15"/>
+        </w:rPr>
+        <w:br w:type="page"/>
+      </w:r>
+    </w:p>
+    <w:p>
+      <w:pPr>
+        <w:pStyle w:val="a3"/>
+      </w:pPr>
+      <w:r>
+        <w:rPr>
+          <w:rFonts w:hint="eastAsia"/>
+        </w:rPr>
+        <w:lastRenderedPageBreak/>
+        <w:t>阶段一</w:t>
+      </w:r>
+    </w:p>
+    <w:p>
+      <w:pPr>
+        <w:autoSpaceDN w:val="0"/>
+        <w:snapToGrid w:val="0"/>
+        <w:ind w:firstLineChars="200" w:firstLine="480"/>
+        <w:rPr>
+          <w:b/>
+          <w:bCs/>
+          <w:sz w:val="24"/>
+        </w:rPr>
+      </w:pPr>
+      <w:r>
+        <w:rPr>
+          <w:rFonts w:hint="eastAsia"/>
+          <w:b/>
+          <w:bCs/>
+          <w:sz w:val="24"/>
+        </w:rPr>
+        <w:t>首先有个登录界面然后在管理员或用户登录后有两种UI吗</w:t>
+      </w:r>
+    </w:p>
+    <w:p>
+      <w:pPr>
+        <w:autoSpaceDN w:val="0"/>
+        <w:snapToGrid w:val="0"/>
+        <w:ind w:firstLineChars="200" w:firstLine="480"/>
+        <w:rPr>
+          <w:b/>
+          <w:bCs/>
+          <w:sz w:val="24"/>
+        </w:rPr>
+      </w:pPr>
+    </w:p>
+    <w:p>
+      <w:pPr>
+        <w:autoSpaceDN w:val="0"/>
+        <w:snapToGrid w:val="0"/>
+        <w:ind w:firstLineChars="200" w:firstLine="480"/>
+        <w:rPr>
+          <w:sz w:val="24"/>
+        </w:rPr>
+      </w:pPr>
+      <w:r>
+        <w:rPr>
+          <w:sz w:val="24"/>
+        </w:rPr>
+        <w:t>你的业务直觉很准，整体的宏观逻辑确实是“验证身份 -&gt; 分发对应界面”。但是，从实际的</w:t>
+      </w:r>
+      <w:r>
+        <w:rPr>
+          <w:b/>
+          <w:bCs/>
+          <w:sz w:val="24"/>
+        </w:rPr>
+        <w:t>景区产品体验</w:t>
+      </w:r>
+      <w:r>
+        <w:rPr>
+          <w:sz w:val="24"/>
+        </w:rPr>
+        <w:t>和</w:t>
+      </w:r>
+      <w:r>
+        <w:rPr>
+          <w:b/>
+          <w:bCs/>
+          <w:sz w:val="24"/>
+        </w:rPr>
+        <w:t>前端单人工程开发</w:t>
+      </w:r>
+      <w:r>
+        <w:rPr>
+          <w:sz w:val="24"/>
+        </w:rPr>
+        <w:t>的角度来看，这里的架构设计需要做一个非常关键的微调，千万不要做成“所有人都挤在同一个登录页”的模式。</w:t>
+      </w:r>
+    </w:p>
+    <w:p>
+      <w:pPr>
+        <w:autoSpaceDN w:val="0"/>
+        <w:snapToGrid w:val="0"/>
+        <w:ind w:firstLineChars="200" w:firstLine="480"/>
+        <w:rPr>
+          <w:sz w:val="24"/>
+        </w:rPr>
+      </w:pPr>
+      <w:r>
+        <w:rPr>
+          <w:sz w:val="24"/>
+        </w:rPr>
+        <w:t>对于 A5 这个赛题，最合理、最容易拿高分的架构形态应该是“双入口、双端隔离”。</w:t>
+      </w:r>
+    </w:p>
+    <w:p>
+      <w:pPr>
+        <w:autoSpaceDN w:val="0"/>
+        <w:snapToGrid w:val="0"/>
+        <w:ind w:firstLineChars="200" w:firstLine="480"/>
+        <w:rPr>
+          <w:b/>
+          <w:bCs/>
+          <w:sz w:val="24"/>
+        </w:rPr>
+      </w:pPr>
+      <w:r>
+        <w:rPr>
+          <w:b/>
+          <w:bCs/>
+          <w:sz w:val="24"/>
+        </w:rPr>
+        <w:t>1. 游客交互端：绝对不要做强制登录（免登即用）</w:t>
+      </w:r>
+    </w:p>
+    <w:p>
+      <w:pPr>
+        <w:autoSpaceDN w:val="0"/>
+        <w:snapToGrid w:val="0"/>
+        <w:ind w:firstLineChars="200" w:firstLine="480"/>
+        <w:rPr>
+          <w:sz w:val="24"/>
+        </w:rPr>
+      </w:pPr>
+      <w:r>
+        <w:rPr>
+          <w:sz w:val="24"/>
+        </w:rPr>
+        <w:t>试想一下真实的景区场景：游客顶着大太阳，扫了一个二</w:t>
+      </w:r>
+      <w:proofErr w:type="gramStart"/>
+      <w:r>
+        <w:rPr>
+          <w:sz w:val="24"/>
+        </w:rPr>
+        <w:t>维码想</w:t>
+      </w:r>
+      <w:proofErr w:type="gramEnd"/>
+      <w:r>
+        <w:rPr>
+          <w:sz w:val="24"/>
+        </w:rPr>
+        <w:t>问问厕所在哪，结果弹出一个页面让他“注册账号、输入手机号、获取验证码”——99%的游客会直接关掉页面。</w:t>
+      </w:r>
+    </w:p>
+    <w:p>
+      <w:pPr>
+        <w:numPr>
+          <w:ilvl w:val="0"/>
+          <w:numId w:val="9"/>
+        </w:numPr>
+        <w:autoSpaceDN w:val="0"/>
+        <w:snapToGrid w:val="0"/>
+        <w:spacing w:after="0" w:line="240" w:lineRule="auto"/>
+        <w:ind w:firstLineChars="200" w:firstLine="480"/>
+        <w:jc w:val="both"/>
+        <w:rPr>
+          <w:sz w:val="24"/>
+        </w:rPr>
+      </w:pPr>
+      <w:r>
+        <w:rPr>
+          <w:b/>
+          <w:bCs/>
+          <w:sz w:val="24"/>
+        </w:rPr>
+        <w:t>产品逻辑：</w:t>
+      </w:r>
+      <w:r>
+        <w:rPr>
+          <w:sz w:val="24"/>
+        </w:rPr>
+        <w:t xml:space="preserve"> 游客</w:t>
+      </w:r>
+      <w:proofErr w:type="gramStart"/>
+      <w:r>
+        <w:rPr>
+          <w:sz w:val="24"/>
+        </w:rPr>
+        <w:t>端必须</w:t>
+      </w:r>
+      <w:proofErr w:type="gramEnd"/>
+      <w:r>
+        <w:rPr>
+          <w:sz w:val="24"/>
+        </w:rPr>
+        <w:t>是</w:t>
+      </w:r>
+      <w:r>
+        <w:rPr>
+          <w:b/>
+          <w:bCs/>
+          <w:sz w:val="24"/>
+        </w:rPr>
+        <w:t>即开即用</w:t>
+      </w:r>
+      <w:r>
+        <w:rPr>
+          <w:sz w:val="24"/>
+        </w:rPr>
+        <w:t>（类似于 H5 或小程序）。不需要传统的登录界面。</w:t>
+      </w:r>
+    </w:p>
+    <w:p>
+      <w:pPr>
+        <w:numPr>
+          <w:ilvl w:val="0"/>
+          <w:numId w:val="9"/>
+        </w:numPr>
+        <w:autoSpaceDN w:val="0"/>
+        <w:snapToGrid w:val="0"/>
+        <w:spacing w:after="0" w:line="240" w:lineRule="auto"/>
+        <w:ind w:firstLineChars="200" w:firstLine="480"/>
+        <w:jc w:val="both"/>
+        <w:rPr>
+          <w:sz w:val="24"/>
+        </w:rPr>
+      </w:pPr>
+      <w:r>
+        <w:rPr>
+          <w:b/>
+          <w:bCs/>
+          <w:sz w:val="24"/>
+        </w:rPr>
+        <w:t>技术实现：</w:t>
+      </w:r>
+      <w:r>
+        <w:rPr>
+          <w:sz w:val="24"/>
+        </w:rPr>
+        <w:t xml:space="preserve"> 可以在游客打开页面时，前端在本地生成一个匿名的 UUID 存在 </w:t>
+      </w:r>
+      <w:proofErr w:type="spellStart"/>
+      <w:r>
+        <w:rPr>
+          <w:sz w:val="24"/>
+        </w:rPr>
+        <w:t>LocalStorage</w:t>
+      </w:r>
+      <w:proofErr w:type="spellEnd"/>
+      <w:r>
+        <w:rPr>
+          <w:sz w:val="24"/>
+        </w:rPr>
+        <w:t xml:space="preserve"> 里，发给后端当作这个游客的唯一身份标识。这样既能保持多轮对话的连下文，又能免去登录的阻力。</w:t>
+      </w:r>
+    </w:p>
+    <w:p>
+      <w:pPr>
+        <w:autoSpaceDN w:val="0"/>
+        <w:snapToGrid w:val="0"/>
+        <w:ind w:firstLineChars="200" w:firstLine="480"/>
+        <w:rPr>
+          <w:b/>
+          <w:bCs/>
+          <w:sz w:val="24"/>
+        </w:rPr>
+      </w:pPr>
+      <w:r>
+        <w:rPr>
+          <w:b/>
+          <w:bCs/>
+          <w:sz w:val="24"/>
+        </w:rPr>
+        <w:t>2. 管理后台侧：</w:t>
+      </w:r>
+      <w:proofErr w:type="gramStart"/>
+      <w:r>
+        <w:rPr>
+          <w:b/>
+          <w:bCs/>
+          <w:sz w:val="24"/>
+        </w:rPr>
+        <w:t>强管控</w:t>
+      </w:r>
+      <w:proofErr w:type="gramEnd"/>
+      <w:r>
+        <w:rPr>
+          <w:b/>
+          <w:bCs/>
+          <w:sz w:val="24"/>
+        </w:rPr>
+        <w:t>的登录入口（经典的 B 端后台）</w:t>
+      </w:r>
+    </w:p>
+    <w:p>
+      <w:pPr>
+        <w:autoSpaceDN w:val="0"/>
+        <w:snapToGrid w:val="0"/>
+        <w:ind w:firstLineChars="200" w:firstLine="480"/>
+        <w:rPr>
+          <w:sz w:val="24"/>
+        </w:rPr>
+      </w:pPr>
+      <w:r>
+        <w:rPr>
+          <w:sz w:val="24"/>
+        </w:rPr>
+        <w:t>这里才是你说的“标准登录流程”发挥作用的地方。</w:t>
+      </w:r>
+    </w:p>
+    <w:p>
+      <w:pPr>
+        <w:numPr>
+          <w:ilvl w:val="0"/>
+          <w:numId w:val="10"/>
+        </w:numPr>
+        <w:autoSpaceDN w:val="0"/>
+        <w:snapToGrid w:val="0"/>
+        <w:spacing w:after="0" w:line="240" w:lineRule="auto"/>
+        <w:ind w:firstLineChars="200" w:firstLine="480"/>
+        <w:jc w:val="both"/>
+        <w:rPr>
+          <w:sz w:val="24"/>
+        </w:rPr>
+      </w:pPr>
+      <w:r>
+        <w:rPr>
+          <w:b/>
+          <w:bCs/>
+          <w:sz w:val="24"/>
+        </w:rPr>
+        <w:t>产品逻辑：</w:t>
+      </w:r>
+      <w:r>
+        <w:rPr>
+          <w:sz w:val="24"/>
+        </w:rPr>
+        <w:t xml:space="preserve"> 必须有严密的账号密码验证（甚至可以加个简单的图形验证</w:t>
+      </w:r>
+      <w:proofErr w:type="gramStart"/>
+      <w:r>
+        <w:rPr>
+          <w:sz w:val="24"/>
+        </w:rPr>
+        <w:t>码防止</w:t>
+      </w:r>
+      <w:proofErr w:type="gramEnd"/>
+      <w:r>
+        <w:rPr>
+          <w:sz w:val="24"/>
+        </w:rPr>
+        <w:t>爆破）。</w:t>
+      </w:r>
+    </w:p>
+    <w:p>
+      <w:pPr>
+        <w:numPr>
+          <w:ilvl w:val="0"/>
+          <w:numId w:val="10"/>
+        </w:numPr>
+        <w:autoSpaceDN w:val="0"/>
+        <w:snapToGrid w:val="0"/>
+        <w:spacing w:after="0" w:line="240" w:lineRule="auto"/>
+        <w:ind w:firstLineChars="200" w:firstLine="480"/>
+        <w:jc w:val="both"/>
+        <w:rPr>
+          <w:sz w:val="24"/>
+        </w:rPr>
+      </w:pPr>
+      <w:r>
+        <w:rPr>
+          <w:b/>
+          <w:bCs/>
+          <w:sz w:val="24"/>
+        </w:rPr>
+        <w:t>登录后界面：</w:t>
+      </w:r>
+      <w:r>
+        <w:rPr>
+          <w:sz w:val="24"/>
+        </w:rPr>
+        <w:t xml:space="preserve"> 登录成功后，跳转到包含了</w:t>
+      </w:r>
+      <w:proofErr w:type="gramStart"/>
+      <w:r>
+        <w:rPr>
+          <w:sz w:val="24"/>
+        </w:rPr>
+        <w:t>侧边栏菜单</w:t>
+      </w:r>
+      <w:proofErr w:type="gramEnd"/>
+      <w:r>
+        <w:rPr>
+          <w:sz w:val="24"/>
+        </w:rPr>
+        <w:t>（知识库上传、数字人配置、数据大屏）的后台管理 UI。</w:t>
+      </w:r>
+    </w:p>
+    <w:p>
+      <w:pPr>
+        <w:autoSpaceDN w:val="0"/>
+        <w:snapToGrid w:val="0"/>
+        <w:ind w:firstLineChars="200" w:firstLine="480"/>
+        <w:rPr>
+          <w:b/>
+          <w:bCs/>
+          <w:sz w:val="24"/>
+        </w:rPr>
+      </w:pPr>
+      <w:r>
+        <w:rPr>
+          <w:b/>
+          <w:bCs/>
+          <w:sz w:val="24"/>
+        </w:rPr>
+        <w:t>3. 前端代码库的路由级隔离（单人</w:t>
+      </w:r>
+      <w:proofErr w:type="gramStart"/>
+      <w:r>
+        <w:rPr>
+          <w:b/>
+          <w:bCs/>
+          <w:sz w:val="24"/>
+        </w:rPr>
+        <w:t>极</w:t>
+      </w:r>
+      <w:proofErr w:type="gramEnd"/>
+      <w:r>
+        <w:rPr>
+          <w:b/>
+          <w:bCs/>
+          <w:sz w:val="24"/>
+        </w:rPr>
+        <w:t>速方案）</w:t>
+      </w:r>
+    </w:p>
+    <w:p>
+      <w:pPr>
+        <w:autoSpaceDN w:val="0"/>
+        <w:snapToGrid w:val="0"/>
+        <w:ind w:firstLineChars="200" w:firstLine="480"/>
+        <w:rPr>
+          <w:sz w:val="24"/>
+        </w:rPr>
+      </w:pPr>
+      <w:r>
+        <w:rPr>
+          <w:sz w:val="24"/>
+        </w:rPr>
+        <w:t>既然你是一个人使用现代前端框架（比如 Vue 3 或 React）来挑大梁，不要为了这个系统去建两个完全独立的代码仓库，那会增加你的部署负担。最敏捷的做法是</w:t>
+      </w:r>
+      <w:r>
+        <w:rPr>
+          <w:b/>
+          <w:bCs/>
+          <w:sz w:val="24"/>
+        </w:rPr>
+        <w:t>在一个项目里，通过路由（Router）来硬隔离两套 UI</w:t>
+      </w:r>
+      <w:r>
+        <w:rPr>
+          <w:sz w:val="24"/>
+        </w:rPr>
+        <w:t>：</w:t>
+      </w:r>
+    </w:p>
+    <w:p>
+      <w:pPr>
+        <w:numPr>
+          <w:ilvl w:val="0"/>
+          <w:numId w:val="11"/>
+        </w:numPr>
+        <w:autoSpaceDN w:val="0"/>
+        <w:snapToGrid w:val="0"/>
+        <w:spacing w:after="0" w:line="240" w:lineRule="auto"/>
+        <w:ind w:firstLineChars="200" w:firstLine="480"/>
+        <w:jc w:val="both"/>
+        <w:rPr>
+          <w:sz w:val="24"/>
+        </w:rPr>
+      </w:pPr>
+      <w:r>
+        <w:rPr>
+          <w:b/>
+          <w:bCs/>
+          <w:sz w:val="24"/>
+        </w:rPr>
+        <w:t>根路由 (</w:t>
+      </w:r>
+      <w:r>
+        <w:rPr>
+          <w:sz w:val="24"/>
+        </w:rPr>
+        <w:t>/</w:t>
+      </w:r>
+      <w:r>
+        <w:rPr>
+          <w:b/>
+          <w:bCs/>
+          <w:sz w:val="24"/>
+        </w:rPr>
+        <w:t>) 或者 (</w:t>
+      </w:r>
+      <w:r>
+        <w:rPr>
+          <w:sz w:val="24"/>
+        </w:rPr>
+        <w:t>/chat</w:t>
+      </w:r>
+      <w:r>
+        <w:rPr>
+          <w:b/>
+          <w:bCs/>
+          <w:sz w:val="24"/>
+        </w:rPr>
+        <w:t>)：</w:t>
+      </w:r>
+      <w:r>
+        <w:rPr>
+          <w:sz w:val="24"/>
+        </w:rPr>
+        <w:t xml:space="preserve"> 直接指向</w:t>
+      </w:r>
+      <w:r>
+        <w:rPr>
+          <w:b/>
+          <w:bCs/>
+          <w:sz w:val="24"/>
+        </w:rPr>
+        <w:t>游客端</w:t>
+      </w:r>
+      <w:r>
+        <w:rPr>
+          <w:sz w:val="24"/>
+        </w:rPr>
+        <w:t>的数字人交互页面。没有任何登录前置守卫，</w:t>
+      </w:r>
+      <w:proofErr w:type="gramStart"/>
+      <w:r>
+        <w:rPr>
+          <w:sz w:val="24"/>
+        </w:rPr>
+        <w:t>谁点开</w:t>
+      </w:r>
+      <w:proofErr w:type="gramEnd"/>
+      <w:r>
+        <w:rPr>
+          <w:sz w:val="24"/>
+        </w:rPr>
+        <w:t>都能立刻语音提问。</w:t>
+      </w:r>
+    </w:p>
+    <w:p>
+      <w:pPr>
+        <w:numPr>
+          <w:ilvl w:val="0"/>
+          <w:numId w:val="11"/>
+        </w:numPr>
+        <w:autoSpaceDN w:val="0"/>
+        <w:snapToGrid w:val="0"/>
+        <w:spacing w:after="0" w:line="240" w:lineRule="auto"/>
+        <w:ind w:firstLineChars="200" w:firstLine="480"/>
+        <w:jc w:val="both"/>
+        <w:rPr>
+          <w:sz w:val="24"/>
+        </w:rPr>
+      </w:pPr>
+      <w:r>
+        <w:rPr>
+          <w:b/>
+          <w:bCs/>
+          <w:sz w:val="24"/>
+        </w:rPr>
+        <w:t>管理台路由 (</w:t>
+      </w:r>
+      <w:r>
+        <w:rPr>
+          <w:sz w:val="24"/>
+        </w:rPr>
+        <w:t>/admin</w:t>
+      </w:r>
+      <w:r>
+        <w:rPr>
+          <w:b/>
+          <w:bCs/>
+          <w:sz w:val="24"/>
+        </w:rPr>
+        <w:t>)：</w:t>
+      </w:r>
+      <w:r>
+        <w:rPr>
+          <w:sz w:val="24"/>
+        </w:rPr>
+        <w:t xml:space="preserve"> 指向后台登录页面。</w:t>
+      </w:r>
+    </w:p>
+    <w:p>
+      <w:pPr>
+        <w:numPr>
+          <w:ilvl w:val="1"/>
+          <w:numId w:val="11"/>
+        </w:numPr>
+        <w:autoSpaceDN w:val="0"/>
+        <w:snapToGrid w:val="0"/>
+        <w:spacing w:after="0" w:line="240" w:lineRule="auto"/>
+        <w:ind w:firstLineChars="200" w:firstLine="480"/>
+        <w:jc w:val="both"/>
+        <w:rPr>
+          <w:sz w:val="24"/>
+        </w:rPr>
+      </w:pPr>
+      <w:r>
+        <w:rPr>
+          <w:sz w:val="24"/>
+        </w:rPr>
+        <w:t>配置</w:t>
+      </w:r>
+      <w:r>
+        <w:rPr>
+          <w:b/>
+          <w:bCs/>
+          <w:sz w:val="24"/>
+        </w:rPr>
+        <w:t>路由守卫（Router Guard）</w:t>
+      </w:r>
+      <w:r>
+        <w:rPr>
+          <w:sz w:val="24"/>
+        </w:rPr>
+        <w:t xml:space="preserve">：检查 </w:t>
+      </w:r>
+      <w:proofErr w:type="spellStart"/>
+      <w:r>
+        <w:rPr>
+          <w:sz w:val="24"/>
+        </w:rPr>
+        <w:t>LocalStorage</w:t>
+      </w:r>
+      <w:proofErr w:type="spellEnd"/>
+      <w:r>
+        <w:rPr>
+          <w:sz w:val="24"/>
+        </w:rPr>
+        <w:t xml:space="preserve"> 或 Cookie 里有没有管理员的 Token。</w:t>
+      </w:r>
+    </w:p>
+    <w:p>
+      <w:pPr>
+        <w:numPr>
+          <w:ilvl w:val="1"/>
+          <w:numId w:val="11"/>
+        </w:numPr>
+        <w:autoSpaceDN w:val="0"/>
+        <w:snapToGrid w:val="0"/>
+        <w:spacing w:after="0" w:line="240" w:lineRule="auto"/>
+        <w:ind w:firstLineChars="200" w:firstLine="480"/>
+        <w:jc w:val="both"/>
+        <w:rPr>
+          <w:sz w:val="24"/>
+        </w:rPr>
+      </w:pPr>
+      <w:r>
+        <w:rPr>
+          <w:sz w:val="24"/>
+        </w:rPr>
+        <w:lastRenderedPageBreak/>
+        <w:t>如果没有 Token，无论访问 /admin/dashboard 还是 /admin/upload，统统重定向回 /admin/login。</w:t>
+      </w:r>
+    </w:p>
+    <w:p>
+      <w:pPr>
+        <w:autoSpaceDN w:val="0"/>
+        <w:snapToGrid w:val="0"/>
+        <w:ind w:firstLineChars="200" w:firstLine="480"/>
+        <w:rPr>
+          <w:sz w:val="24"/>
+        </w:rPr>
+      </w:pPr>
+      <w:r>
+        <w:rPr>
+          <w:sz w:val="24"/>
+        </w:rPr>
+        <w:t>通过这种“隐形分流”的设计，评委在体验游客端时会觉得极其顺滑，而在体验管理端时又能看到你严谨的安全控制逻辑。</w:t>
+      </w:r>
+    </w:p>
+    <w:p>
+      <w:pPr>
+        <w:autoSpaceDN w:val="0"/>
+        <w:snapToGrid w:val="0"/>
+        <w:ind w:firstLineChars="200" w:firstLine="480"/>
+        <w:rPr>
+          <w:sz w:val="24"/>
+        </w:rPr>
+      </w:pPr>
+      <w:r>
+        <w:rPr>
+          <w:sz w:val="24"/>
+        </w:rPr>
+        <w:t xml:space="preserve">在配置这套双入口路由时，你打算使用现成的中后台前端模板（比如 Vue </w:t>
+      </w:r>
+      <w:proofErr w:type="spellStart"/>
+      <w:r>
+        <w:rPr>
+          <w:sz w:val="24"/>
+        </w:rPr>
+        <w:t>Vben</w:t>
+      </w:r>
+      <w:proofErr w:type="spellEnd"/>
+      <w:r>
+        <w:rPr>
+          <w:sz w:val="24"/>
+        </w:rPr>
+        <w:t xml:space="preserve"> Admin 或 Ant Design Pro）来快速“魔改”节省时间，还是倾向于从零开始引入基础组件库自己搭？</w:t>
+      </w:r>
+    </w:p>
+    <w:p>
+      <w:pPr>
+        <w:autoSpaceDN w:val="0"/>
+        <w:snapToGrid w:val="0"/>
+        <w:ind w:firstLineChars="200" w:firstLine="480"/>
+        <w:rPr>
+          <w:sz w:val="24"/>
+        </w:rPr>
+      </w:pPr>
+    </w:p>
+    <w:p>
+      <w:pPr>
+        <w:autoSpaceDN w:val="0"/>
+        <w:snapToGrid w:val="0"/>
+        <w:ind w:firstLineChars="200" w:firstLine="480"/>
+        <w:rPr>
+          <w:b/>
+          <w:bCs/>
+          <w:sz w:val="24"/>
+        </w:rPr>
+      </w:pPr>
+      <w:r>
+        <w:rPr>
+          <w:b/>
+          <w:bCs/>
+          <w:sz w:val="24"/>
+        </w:rPr>
+        <w:t>一、 重新设计后的产品交互流程</w:t>
+      </w:r>
+    </w:p>
+    <w:p>
+      <w:pPr>
+        <w:autoSpaceDN w:val="0"/>
+        <w:snapToGrid w:val="0"/>
+        <w:ind w:firstLineChars="200" w:firstLine="480"/>
+        <w:rPr>
+          <w:sz w:val="24"/>
+        </w:rPr>
+      </w:pPr>
+      <w:r>
+        <w:rPr>
+          <w:sz w:val="24"/>
+        </w:rPr>
+        <w:t>按照你的想法，游客和管理员的顺畅交互逻辑应该是这样的：</w:t>
+      </w:r>
+    </w:p>
+    <w:p>
+      <w:pPr>
+        <w:numPr>
+          <w:ilvl w:val="0"/>
+          <w:numId w:val="12"/>
+        </w:numPr>
+        <w:autoSpaceDN w:val="0"/>
+        <w:snapToGrid w:val="0"/>
+        <w:ind w:firstLineChars="200" w:firstLine="480"/>
+        <w:rPr>
+          <w:sz w:val="24"/>
+        </w:rPr>
+      </w:pPr>
+      <w:r>
+        <w:rPr>
+          <w:b/>
+          <w:bCs/>
+          <w:sz w:val="24"/>
+        </w:rPr>
+        <w:t>首屏直达（免登）：</w:t>
+      </w:r>
+      <w:r>
+        <w:rPr>
+          <w:sz w:val="24"/>
+        </w:rPr>
+        <w:t xml:space="preserve"> 用户一打开应用，直接进入你设计的“首页（数字人交互端）”。不需要任何登录拦截，游客能立刻开始向数字人提问、查看景区历史文史资料 。 </w:t>
+      </w:r>
+    </w:p>
+    <w:p>
+      <w:pPr>
+        <w:numPr>
+          <w:ilvl w:val="0"/>
+          <w:numId w:val="12"/>
+        </w:numPr>
+        <w:autoSpaceDN w:val="0"/>
+        <w:snapToGrid w:val="0"/>
+        <w:ind w:firstLineChars="200" w:firstLine="480"/>
+        <w:rPr>
+          <w:sz w:val="24"/>
+        </w:rPr>
+      </w:pPr>
+      <w:r>
+        <w:rPr>
+          <w:b/>
+          <w:bCs/>
+          <w:sz w:val="24"/>
+        </w:rPr>
+        <w:t>个人中心（隐藏入口）：</w:t>
+      </w:r>
+      <w:r>
+        <w:rPr>
+          <w:sz w:val="24"/>
+        </w:rPr>
+        <w:t xml:space="preserve"> 当用户点击底部导航栏的“个人中心”时，会看到一个简洁的页面。这里有一个明显的“登录 / 注册”按钮（</w:t>
+      </w:r>
+      <w:proofErr w:type="gramStart"/>
+      <w:r>
+        <w:rPr>
+          <w:sz w:val="24"/>
+        </w:rPr>
+        <w:t>供普通</w:t>
+      </w:r>
+      <w:proofErr w:type="gramEnd"/>
+      <w:r>
+        <w:rPr>
+          <w:sz w:val="24"/>
+        </w:rPr>
+        <w:t>游客未来扩展使用），而在页面的某个角落或者该登录页面的下方，有一个切换选项：</w:t>
+      </w:r>
+      <w:r>
+        <w:rPr>
+          <w:b/>
+          <w:bCs/>
+          <w:sz w:val="24"/>
+        </w:rPr>
+        <w:t>“切换到管理员登录”</w:t>
+      </w:r>
+      <w:r>
+        <w:rPr>
+          <w:sz w:val="24"/>
+        </w:rPr>
+        <w:t>。</w:t>
+      </w:r>
+    </w:p>
+    <w:p>
+      <w:pPr>
+        <w:numPr>
+          <w:ilvl w:val="0"/>
+          <w:numId w:val="12"/>
+        </w:numPr>
+        <w:autoSpaceDN w:val="0"/>
+        <w:snapToGrid w:val="0"/>
+        <w:ind w:firstLineChars="200" w:firstLine="480"/>
+        <w:rPr>
+          <w:sz w:val="24"/>
+        </w:rPr>
+      </w:pPr>
+      <w:r>
+        <w:rPr>
+          <w:b/>
+          <w:bCs/>
+          <w:sz w:val="24"/>
+        </w:rPr>
+        <w:t>身份分发（关键转折点）：</w:t>
+      </w:r>
+    </w:p>
+    <w:p>
+      <w:pPr>
+        <w:numPr>
+          <w:ilvl w:val="1"/>
+          <w:numId w:val="12"/>
+        </w:numPr>
+        <w:autoSpaceDN w:val="0"/>
+        <w:snapToGrid w:val="0"/>
+        <w:ind w:firstLineChars="200" w:firstLine="480"/>
+        <w:rPr>
+          <w:sz w:val="24"/>
+        </w:rPr>
+      </w:pPr>
+      <w:r>
+        <w:rPr>
+          <w:sz w:val="24"/>
+        </w:rPr>
+        <w:t>如果他是普通游客登录，登录</w:t>
+      </w:r>
+      <w:proofErr w:type="gramStart"/>
+      <w:r>
+        <w:rPr>
+          <w:sz w:val="24"/>
+        </w:rPr>
+        <w:t>完依然</w:t>
+      </w:r>
+      <w:proofErr w:type="gramEnd"/>
+      <w:r>
+        <w:rPr>
+          <w:sz w:val="24"/>
+        </w:rPr>
+        <w:t>留在移动端，只是个人中心显示了姓名。</w:t>
+      </w:r>
+    </w:p>
+    <w:p>
+      <w:pPr>
+        <w:numPr>
+          <w:ilvl w:val="1"/>
+          <w:numId w:val="12"/>
+        </w:numPr>
+        <w:autoSpaceDN w:val="0"/>
+        <w:snapToGrid w:val="0"/>
+        <w:ind w:firstLineChars="200" w:firstLine="480"/>
+        <w:rPr>
+          <w:sz w:val="24"/>
+        </w:rPr>
+      </w:pPr>
+      <w:r>
+        <w:rPr>
+          <w:sz w:val="24"/>
+        </w:rPr>
+        <w:t>如果他输入了管理员账号密码并验证成功，前端</w:t>
+      </w:r>
+      <w:r>
+        <w:rPr>
+          <w:b/>
+          <w:bCs/>
+          <w:sz w:val="24"/>
+        </w:rPr>
+        <w:t>立刻触发跳转</w:t>
+      </w:r>
+      <w:r>
+        <w:rPr>
+          <w:sz w:val="24"/>
+        </w:rPr>
+        <w:t>，直接把整个移动端界面切走，拉起那个功能完备的“管理后台”（包含数据大屏、知识库管理等组件） 。</w:t>
+      </w:r>
+    </w:p>
+    <w:p>
+      <w:pPr>
+        <w:widowControl/>
+        <w:rPr>
+          <w:rFonts w:hint="eastAsia"/>
+          <w:sz w:val="24"/>
+        </w:rPr>
+      </w:pPr>
+      <w:r>
+        <w:rPr>
+          <w:rFonts w:hint="eastAsia"/>
+          <w:sz w:val="24"/>
+        </w:rPr>
+        <w:br w:type="page"/>
+      </w:r>
+    </w:p>
+    <w:p>
+      <w:pPr>
+        <w:pStyle w:val="a3"/>
+        <w:rPr>
+          <w:rFonts w:hint="eastAsia"/>
+        </w:rPr>
+      </w:pPr>
+      <w:r>
+        <w:rPr>
+          <w:rFonts w:hint="eastAsia"/>
+        </w:rPr>
+        <w:lastRenderedPageBreak/>
+        <w:t>阶段二</w:t>
+      </w:r>
+    </w:p>
+    <w:p>
+      <w:pPr>
+        <w:rPr>
+          <w:sz w:val="21"/>
+          <w:szCs w:val="21"/>
+        </w:rPr>
+      </w:pPr>
+      <w:r>
+        <w:rPr>
+          <w:sz w:val="21"/>
+          <w:szCs w:val="21"/>
+        </w:rPr>
+        <w:t>“攻克高精度 RAG 与个性化逻辑”</w:t>
+      </w:r>
+      <w:r>
+        <w:rPr>
+          <w:b/>
+          <w:bCs/>
+          <w:sz w:val="21"/>
+          <w:szCs w:val="21"/>
+        </w:rPr>
+        <w:t>不完全等同于</w:t>
+      </w:r>
+      <w:r>
+        <w:rPr>
+          <w:sz w:val="21"/>
+          <w:szCs w:val="21"/>
+        </w:rPr>
+        <w:t>只写一个简单的 Agent，但它确实是构建一个聪明、好用的“景区导游 Agent”</w:t>
+      </w:r>
+      <w:proofErr w:type="gramStart"/>
+      <w:r>
+        <w:rPr>
+          <w:sz w:val="21"/>
+          <w:szCs w:val="21"/>
+        </w:rPr>
+        <w:t>最</w:t>
+      </w:r>
+      <w:proofErr w:type="gramEnd"/>
+      <w:r>
+        <w:rPr>
+          <w:sz w:val="21"/>
+          <w:szCs w:val="21"/>
+        </w:rPr>
+        <w:t>核心的</w:t>
+      </w:r>
+      <w:r>
+        <w:rPr>
+          <w:b/>
+          <w:bCs/>
+          <w:sz w:val="21"/>
+          <w:szCs w:val="21"/>
+        </w:rPr>
+        <w:t>两个底层技术支柱</w:t>
+      </w:r>
+      <w:r>
+        <w:rPr>
+          <w:sz w:val="21"/>
+          <w:szCs w:val="21"/>
+        </w:rPr>
+        <w:t xml:space="preserve"> 。 </w:t>
+      </w:r>
+    </w:p>
+    <w:p>
+      <w:pPr>
+        <w:rPr>
+          <w:sz w:val="21"/>
+          <w:szCs w:val="21"/>
+        </w:rPr>
+      </w:pPr>
+      <w:r>
+        <w:rPr>
+          <w:sz w:val="21"/>
+          <w:szCs w:val="21"/>
+        </w:rPr>
+        <w:t xml:space="preserve">你可以把最终的 AI 数字人导游理解为一个机器人，而 </w:t>
+      </w:r>
+      <w:r>
+        <w:rPr>
+          <w:b/>
+          <w:bCs/>
+          <w:sz w:val="21"/>
+          <w:szCs w:val="21"/>
+        </w:rPr>
+        <w:t>RAG</w:t>
+      </w:r>
+      <w:r>
+        <w:rPr>
+          <w:sz w:val="21"/>
+          <w:szCs w:val="21"/>
+        </w:rPr>
+        <w:t xml:space="preserve"> 是它的“专业知识硬盘”，</w:t>
+      </w:r>
+      <w:r>
+        <w:rPr>
+          <w:b/>
+          <w:bCs/>
+          <w:sz w:val="21"/>
+          <w:szCs w:val="21"/>
+        </w:rPr>
+        <w:t>个性化逻辑</w:t>
+      </w:r>
+      <w:r>
+        <w:rPr>
+          <w:sz w:val="21"/>
+          <w:szCs w:val="21"/>
+        </w:rPr>
+        <w:t xml:space="preserve"> 是它的“高情商沟通大脑”。单靠大模型自己的通用知识（比如 </w:t>
+      </w:r>
+      <w:proofErr w:type="spellStart"/>
+      <w:r>
+        <w:rPr>
+          <w:sz w:val="21"/>
+          <w:szCs w:val="21"/>
+        </w:rPr>
+        <w:t>DeepSeek</w:t>
+      </w:r>
+      <w:proofErr w:type="spellEnd"/>
+      <w:r>
+        <w:rPr>
+          <w:sz w:val="21"/>
+          <w:szCs w:val="21"/>
+        </w:rPr>
+        <w:t xml:space="preserve"> 自身的记忆），它是没办法准确回答某个具体景区的历史细节的 。 </w:t>
+      </w:r>
+    </w:p>
+    <w:p>
+      <w:pPr>
+        <w:rPr>
+          <w:sz w:val="21"/>
+          <w:szCs w:val="21"/>
+        </w:rPr>
+      </w:pPr>
+      <w:r>
+        <w:rPr>
+          <w:sz w:val="21"/>
+          <w:szCs w:val="21"/>
+        </w:rPr>
+        <w:t>为了让你在开始第二阶段开发时心里更有底，我们把这两个概念用大白话彻底拆解开：</w:t>
+      </w:r>
+    </w:p>
+    <w:p>
+      <w:pPr>
+        <w:rPr>
+          <w:b/>
+          <w:bCs/>
+          <w:sz w:val="21"/>
+          <w:szCs w:val="21"/>
+        </w:rPr>
+      </w:pPr>
+      <w:r>
+        <w:rPr>
+          <w:b/>
+          <w:bCs/>
+          <w:sz w:val="21"/>
+          <w:szCs w:val="21"/>
+        </w:rPr>
+        <w:t>一、 什么是高精度 RAG（知识库的“精准导航”）？</w:t>
+      </w:r>
+    </w:p>
+    <w:p>
+      <w:pPr>
+        <w:rPr>
+          <w:sz w:val="21"/>
+          <w:szCs w:val="21"/>
+        </w:rPr>
+      </w:pPr>
+      <w:r>
+        <w:rPr>
+          <w:b/>
+          <w:bCs/>
+          <w:sz w:val="21"/>
+          <w:szCs w:val="21"/>
+        </w:rPr>
+        <w:t>RAG (Retrieval-Augmented Generation, 检索增强生成)</w:t>
+      </w:r>
+      <w:r>
+        <w:rPr>
+          <w:sz w:val="21"/>
+          <w:szCs w:val="21"/>
+        </w:rPr>
+        <w:t xml:space="preserve"> 简单来说，就是“让大模型开卷考试”。</w:t>
+      </w:r>
+    </w:p>
+    <w:p>
+      <w:pPr>
+        <w:rPr>
+          <w:sz w:val="21"/>
+          <w:szCs w:val="21"/>
+        </w:rPr>
+      </w:pPr>
+      <w:r>
+        <w:rPr>
+          <w:sz w:val="21"/>
+          <w:szCs w:val="21"/>
+        </w:rPr>
+        <w:t xml:space="preserve">赛题要求对景区事实性问答的准确率不能低于 </w:t>
+      </w:r>
+      <w:r>
+        <w:rPr>
+          <w:b/>
+          <w:bCs/>
+          <w:sz w:val="21"/>
+          <w:szCs w:val="21"/>
+        </w:rPr>
+        <w:t>90%</w:t>
+      </w:r>
+      <w:r>
+        <w:rPr>
+          <w:sz w:val="21"/>
+          <w:szCs w:val="21"/>
+        </w:rPr>
+        <w:t xml:space="preserve">，并且官方会提供一个“示范景区公开资料包” 。大模型虽然聪明，但它经常会胡说八道（AI 幻觉）。如果你直接问它景区里某块石头是哪一年立的，它大概率会瞎编一个年份。 </w:t>
+      </w:r>
+    </w:p>
+    <w:p>
+      <w:pPr>
+        <w:rPr>
+          <w:sz w:val="21"/>
+          <w:szCs w:val="21"/>
+        </w:rPr>
+      </w:pPr>
+      <w:r>
+        <w:rPr>
+          <w:b/>
+          <w:bCs/>
+          <w:sz w:val="21"/>
+          <w:szCs w:val="21"/>
+        </w:rPr>
+        <w:t>RAG 的工作流程是这样的：</w:t>
+      </w:r>
+    </w:p>
+    <w:p>
+      <w:pPr>
+        <w:numPr>
+          <w:ilvl w:val="0"/>
+          <w:numId w:val="13"/>
+        </w:numPr>
+        <w:rPr>
+          <w:sz w:val="21"/>
+          <w:szCs w:val="21"/>
+        </w:rPr>
+      </w:pPr>
+      <w:r>
+        <w:rPr>
+          <w:b/>
+          <w:bCs/>
+          <w:sz w:val="21"/>
+          <w:szCs w:val="21"/>
+        </w:rPr>
+        <w:t>存入硬盘：</w:t>
+      </w:r>
+      <w:r>
+        <w:rPr>
+          <w:sz w:val="21"/>
+          <w:szCs w:val="21"/>
+        </w:rPr>
+        <w:t xml:space="preserve"> 你把官方给的景区资料包（PDF/Word/TXT）切成一小段</w:t>
+      </w:r>
+      <w:proofErr w:type="gramStart"/>
+      <w:r>
+        <w:rPr>
+          <w:sz w:val="21"/>
+          <w:szCs w:val="21"/>
+        </w:rPr>
+        <w:t>一</w:t>
+      </w:r>
+      <w:proofErr w:type="gramEnd"/>
+      <w:r>
+        <w:rPr>
+          <w:sz w:val="21"/>
+          <w:szCs w:val="21"/>
+        </w:rPr>
+        <w:t>小段的文字，转换成一串串数字（叫做 Vector 向量），存进本地的</w:t>
+      </w:r>
+      <w:r>
+        <w:rPr>
+          <w:b/>
+          <w:bCs/>
+          <w:sz w:val="21"/>
+          <w:szCs w:val="21"/>
+        </w:rPr>
+        <w:t>向量数据库</w:t>
+      </w:r>
+      <w:r>
+        <w:rPr>
+          <w:sz w:val="21"/>
+          <w:szCs w:val="21"/>
+        </w:rPr>
+        <w:t xml:space="preserve">中 。 </w:t>
+      </w:r>
+    </w:p>
+    <w:p>
+      <w:pPr>
+        <w:numPr>
+          <w:ilvl w:val="0"/>
+          <w:numId w:val="13"/>
+        </w:numPr>
+        <w:rPr>
+          <w:sz w:val="21"/>
+          <w:szCs w:val="21"/>
+        </w:rPr>
+      </w:pPr>
+      <w:r>
+        <w:rPr>
+          <w:b/>
+          <w:bCs/>
+          <w:sz w:val="21"/>
+          <w:szCs w:val="21"/>
+        </w:rPr>
+        <w:t>考前翻书：</w:t>
+      </w:r>
+      <w:r>
+        <w:rPr>
+          <w:sz w:val="21"/>
+          <w:szCs w:val="21"/>
+        </w:rPr>
+        <w:t xml:space="preserve"> 当游客提问：“迎客松今年多少岁了？”</w:t>
+      </w:r>
+    </w:p>
+    <w:p>
+      <w:pPr>
+        <w:numPr>
+          <w:ilvl w:val="0"/>
+          <w:numId w:val="13"/>
+        </w:numPr>
+        <w:rPr>
+          <w:sz w:val="21"/>
+          <w:szCs w:val="21"/>
+        </w:rPr>
+      </w:pPr>
+      <w:r>
+        <w:rPr>
+          <w:b/>
+          <w:bCs/>
+          <w:sz w:val="21"/>
+          <w:szCs w:val="21"/>
+        </w:rPr>
+        <w:t>精准检索：</w:t>
+      </w:r>
+      <w:r>
+        <w:rPr>
+          <w:sz w:val="21"/>
+          <w:szCs w:val="21"/>
+        </w:rPr>
+        <w:t xml:space="preserve"> 你的后端代码先不要把问题丢给大模型，而是拿着这句话去向量数据库里“搜素”，把资料包里写有“迎客松寿命/历史”的那几段原话精准地捞出来。</w:t>
+      </w:r>
+    </w:p>
+    <w:p>
+      <w:pPr>
+        <w:numPr>
+          <w:ilvl w:val="0"/>
+          <w:numId w:val="13"/>
+        </w:numPr>
+        <w:rPr>
+          <w:sz w:val="21"/>
+          <w:szCs w:val="21"/>
+        </w:rPr>
+      </w:pPr>
+      <w:r>
+        <w:rPr>
+          <w:b/>
+          <w:bCs/>
+          <w:sz w:val="21"/>
+          <w:szCs w:val="21"/>
+        </w:rPr>
+        <w:t>开卷考试：</w:t>
+      </w:r>
+      <w:r>
+        <w:rPr>
+          <w:sz w:val="21"/>
+          <w:szCs w:val="21"/>
+        </w:rPr>
+        <w:t xml:space="preserve"> 你的后端把（游客的问题 + 捞出来的景区原话资料）一起打包做成一个 Prompt（提示词），塞给多模态大模型：“请根据以下给出的官方资料，回答游客的问题。如果资料里没写，就礼貌拒绝，绝对不许瞎编。” </w:t>
+      </w:r>
+    </w:p>
+    <w:p>
+      <w:pPr>
+        <w:rPr>
+          <w:sz w:val="21"/>
+          <w:szCs w:val="21"/>
+        </w:rPr>
+      </w:pPr>
+      <w:r>
+        <w:rPr>
+          <w:b/>
+          <w:bCs/>
+          <w:sz w:val="21"/>
+          <w:szCs w:val="21"/>
+        </w:rPr>
+        <w:t>为什么叫“攻克高精度”？</w:t>
+      </w:r>
+      <w:r>
+        <w:rPr>
+          <w:sz w:val="21"/>
+          <w:szCs w:val="21"/>
+        </w:rPr>
+        <w:t xml:space="preserve"> 因为如果你的资料切片切得不好，或者搜索算法算得不准，捞上来的资料跟游客问的问题不相关，大模型就会“答非所问”。单人把准确率做到 90% 以上，需要你在 Python 后端好好调校文本切片的长度和检索的权重 。 </w:t>
+      </w:r>
+    </w:p>
+    <w:p>
+      <w:pPr>
+        <w:rPr>
+          <w:b/>
+          <w:bCs/>
+          <w:sz w:val="21"/>
+          <w:szCs w:val="21"/>
+        </w:rPr>
+      </w:pPr>
+      <w:r>
+        <w:rPr>
+          <w:b/>
+          <w:bCs/>
+          <w:sz w:val="21"/>
+          <w:szCs w:val="21"/>
+        </w:rPr>
+        <w:t>二、 什么是个性化逻辑（Agent 的“高情商分流”）？</w:t>
+      </w:r>
+    </w:p>
+    <w:p>
+      <w:pPr>
+        <w:rPr>
+          <w:sz w:val="21"/>
+          <w:szCs w:val="21"/>
+        </w:rPr>
+      </w:pPr>
+      <w:r>
+        <w:rPr>
+          <w:sz w:val="21"/>
+          <w:szCs w:val="21"/>
+        </w:rPr>
+        <w:t xml:space="preserve">赛题要求系统能“根据游客兴趣推荐不同的游览路线和讲解重点”（例如历史流、风光流） 。 </w:t>
+      </w:r>
+    </w:p>
+    <w:p>
+      <w:pPr>
+        <w:rPr>
+          <w:sz w:val="21"/>
+          <w:szCs w:val="21"/>
+        </w:rPr>
+      </w:pPr>
+      <w:r>
+        <w:rPr>
+          <w:sz w:val="21"/>
+          <w:szCs w:val="21"/>
+        </w:rPr>
+        <w:t xml:space="preserve">大模型默认是个“一视同仁”的复读机，为了实现个性化，你需要引入 </w:t>
+      </w:r>
+      <w:r>
+        <w:rPr>
+          <w:b/>
+          <w:bCs/>
+          <w:sz w:val="21"/>
+          <w:szCs w:val="21"/>
+        </w:rPr>
+        <w:t>Agent 的状态管理（State Management）</w:t>
+      </w:r>
+      <w:r>
+        <w:rPr>
+          <w:sz w:val="21"/>
+          <w:szCs w:val="21"/>
+        </w:rPr>
+        <w:t>。这就需要你写代码去控制大模型的行为。</w:t>
+      </w:r>
+    </w:p>
+    <w:p>
+      <w:pPr>
+        <w:rPr>
+          <w:sz w:val="21"/>
+          <w:szCs w:val="21"/>
+        </w:rPr>
+      </w:pPr>
+      <w:r>
+        <w:rPr>
+          <w:b/>
+          <w:bCs/>
+          <w:sz w:val="21"/>
+          <w:szCs w:val="21"/>
+        </w:rPr>
+        <w:lastRenderedPageBreak/>
+        <w:t>具体实现好玩的个性化 Agent 逻辑：</w:t>
+      </w:r>
+    </w:p>
+    <w:p>
+      <w:pPr>
+        <w:numPr>
+          <w:ilvl w:val="0"/>
+          <w:numId w:val="14"/>
+        </w:numPr>
+        <w:rPr>
+          <w:sz w:val="21"/>
+          <w:szCs w:val="21"/>
+        </w:rPr>
+      </w:pPr>
+      <w:r>
+        <w:rPr>
+          <w:b/>
+          <w:bCs/>
+          <w:sz w:val="21"/>
+          <w:szCs w:val="21"/>
+        </w:rPr>
+        <w:t>兴趣画像提取：</w:t>
+      </w:r>
+      <w:r>
+        <w:rPr>
+          <w:sz w:val="21"/>
+          <w:szCs w:val="21"/>
+        </w:rPr>
+        <w:t xml:space="preserve"> 当游客进来点击了“</w:t>
+      </w:r>
+      <w:r>
+        <w:rPr>
+          <w:rFonts w:ascii="Segoe UI Emoji" w:hAnsi="Segoe UI Emoji" w:cs="Segoe UI Emoji"/>
+          <w:sz w:val="21"/>
+          <w:szCs w:val="21"/>
+        </w:rPr>
+        <w:t>✨</w:t>
+      </w:r>
+      <w:r>
+        <w:rPr>
+          <w:sz w:val="21"/>
+          <w:szCs w:val="21"/>
+        </w:rPr>
+        <w:t xml:space="preserve"> 历史探秘”标签，或者在语音里说“我想看点有历史底蕴的地方”。</w:t>
+      </w:r>
+    </w:p>
+    <w:p>
+      <w:pPr>
+        <w:numPr>
+          <w:ilvl w:val="0"/>
+          <w:numId w:val="14"/>
+        </w:numPr>
+        <w:rPr>
+          <w:sz w:val="21"/>
+          <w:szCs w:val="21"/>
+        </w:rPr>
+      </w:pPr>
+      <w:r>
+        <w:rPr>
+          <w:b/>
+          <w:bCs/>
+          <w:sz w:val="21"/>
+          <w:szCs w:val="21"/>
+        </w:rPr>
+        <w:t>Prompt 动态切换：</w:t>
+      </w:r>
+    </w:p>
+    <w:p>
+      <w:pPr>
+        <w:rPr>
+          <w:sz w:val="21"/>
+          <w:szCs w:val="21"/>
+        </w:rPr>
+      </w:pPr>
+      <w:r>
+        <w:rPr>
+          <w:sz w:val="21"/>
+          <w:szCs w:val="21"/>
+        </w:rPr>
+        <w:t>你的 Python 后端（Agent 控制中枢）需要立刻在内存里给这个游客打上一个标签：</w:t>
+      </w:r>
+      <w:proofErr w:type="spellStart"/>
+      <w:r>
+        <w:rPr>
+          <w:sz w:val="21"/>
+          <w:szCs w:val="21"/>
+        </w:rPr>
+        <w:t>current_interest</w:t>
+      </w:r>
+      <w:proofErr w:type="spellEnd"/>
+      <w:r>
+        <w:rPr>
+          <w:sz w:val="21"/>
+          <w:szCs w:val="21"/>
+        </w:rPr>
+        <w:t xml:space="preserve"> = "history"。</w:t>
+      </w:r>
+    </w:p>
+    <w:p>
+      <w:pPr>
+        <w:numPr>
+          <w:ilvl w:val="0"/>
+          <w:numId w:val="14"/>
+        </w:numPr>
+        <w:rPr>
+          <w:sz w:val="21"/>
+          <w:szCs w:val="21"/>
+        </w:rPr>
+      </w:pPr>
+      <w:r>
+        <w:rPr>
+          <w:b/>
+          <w:bCs/>
+          <w:sz w:val="21"/>
+          <w:szCs w:val="21"/>
+        </w:rPr>
+        <w:t>讲解重点偏移：</w:t>
+      </w:r>
+      <w:r>
+        <w:rPr>
+          <w:sz w:val="21"/>
+          <w:szCs w:val="21"/>
+        </w:rPr>
+        <w:t xml:space="preserve"> 当游客走到下一个景点（或者在界面上点击切换景点）问“介绍一下这里”时，你的 Agent 会在发给大模型的系统指令里偷偷加一句话：“</w:t>
+      </w:r>
+      <w:r>
+        <w:rPr>
+          <w:b/>
+          <w:bCs/>
+          <w:sz w:val="21"/>
+          <w:szCs w:val="21"/>
+        </w:rPr>
+        <w:t>当前游客极度热爱历史，请将 80% 的讲解篇幅放在该景点的历史典故和神话传说上，忽略自然风光介绍。</w:t>
+      </w:r>
+      <w:r>
+        <w:rPr>
+          <w:sz w:val="21"/>
+          <w:szCs w:val="21"/>
+        </w:rPr>
+        <w:t xml:space="preserve">” </w:t>
+      </w:r>
+    </w:p>
+    <w:p>
+      <w:pPr>
+        <w:rPr>
+          <w:b/>
+          <w:bCs/>
+          <w:sz w:val="21"/>
+          <w:szCs w:val="21"/>
+        </w:rPr>
+      </w:pPr>
+      <w:r>
+        <w:rPr>
+          <w:b/>
+          <w:bCs/>
+          <w:sz w:val="21"/>
+          <w:szCs w:val="21"/>
+        </w:rPr>
+        <w:t>三、 总结：这跟“写一个 Agent”是什么关系？</w:t>
+      </w:r>
+    </w:p>
+    <w:p>
+      <w:pPr>
+        <w:rPr>
+          <w:sz w:val="21"/>
+          <w:szCs w:val="21"/>
+        </w:rPr>
+      </w:pPr>
+      <w:r>
+        <w:rPr>
+          <w:sz w:val="21"/>
+          <w:szCs w:val="21"/>
+        </w:rPr>
+        <w:t xml:space="preserve">你说的没错，在宏观层面上，你确实是在写一个 </w:t>
+      </w:r>
+      <w:r>
+        <w:rPr>
+          <w:b/>
+          <w:bCs/>
+          <w:sz w:val="21"/>
+          <w:szCs w:val="21"/>
+        </w:rPr>
+        <w:t>景区导</w:t>
+      </w:r>
+      <w:proofErr w:type="gramStart"/>
+      <w:r>
+        <w:rPr>
+          <w:b/>
+          <w:bCs/>
+          <w:sz w:val="21"/>
+          <w:szCs w:val="21"/>
+        </w:rPr>
+        <w:t>览</w:t>
+      </w:r>
+      <w:proofErr w:type="gramEnd"/>
+      <w:r>
+        <w:rPr>
+          <w:b/>
+          <w:bCs/>
+          <w:sz w:val="21"/>
+          <w:szCs w:val="21"/>
+        </w:rPr>
+        <w:t xml:space="preserve"> Agent</w:t>
+      </w:r>
+      <w:r>
+        <w:rPr>
+          <w:sz w:val="21"/>
+          <w:szCs w:val="21"/>
+        </w:rPr>
+        <w:t>。</w:t>
+      </w:r>
+    </w:p>
+    <w:p>
+      <w:pPr>
+        <w:rPr>
+          <w:sz w:val="21"/>
+          <w:szCs w:val="21"/>
+        </w:rPr>
+      </w:pPr>
+      <w:r>
+        <w:rPr>
+          <w:sz w:val="21"/>
+          <w:szCs w:val="21"/>
+        </w:rPr>
+        <w:t>一个完整的 Agent 包含三个核心要素：</w:t>
+      </w:r>
+    </w:p>
+    <w:p>
+      <w:pPr>
+        <w:numPr>
+          <w:ilvl w:val="0"/>
+          <w:numId w:val="15"/>
+        </w:numPr>
+        <w:rPr>
+          <w:sz w:val="21"/>
+          <w:szCs w:val="21"/>
+        </w:rPr>
+      </w:pPr>
+      <w:r>
+        <w:rPr>
+          <w:b/>
+          <w:bCs/>
+          <w:sz w:val="21"/>
+          <w:szCs w:val="21"/>
+        </w:rPr>
+        <w:t>控制中枢（Brain）：</w:t>
+      </w:r>
+      <w:r>
+        <w:rPr>
+          <w:sz w:val="21"/>
+          <w:szCs w:val="21"/>
+        </w:rPr>
+        <w:t xml:space="preserve"> 也就是大模型本身，负责理解意图。</w:t>
+      </w:r>
+    </w:p>
+    <w:p>
+      <w:pPr>
+        <w:numPr>
+          <w:ilvl w:val="0"/>
+          <w:numId w:val="15"/>
+        </w:numPr>
+        <w:rPr>
+          <w:sz w:val="21"/>
+          <w:szCs w:val="21"/>
+        </w:rPr>
+      </w:pPr>
+      <w:r>
+        <w:rPr>
+          <w:b/>
+          <w:bCs/>
+          <w:sz w:val="21"/>
+          <w:szCs w:val="21"/>
+        </w:rPr>
+        <w:t>记忆与知识（Memory/Knowledge）：</w:t>
+      </w:r>
+      <w:r>
+        <w:rPr>
+          <w:sz w:val="21"/>
+          <w:szCs w:val="21"/>
+        </w:rPr>
+        <w:t xml:space="preserve"> 这就是 </w:t>
+      </w:r>
+      <w:r>
+        <w:rPr>
+          <w:b/>
+          <w:bCs/>
+          <w:sz w:val="21"/>
+          <w:szCs w:val="21"/>
+        </w:rPr>
+        <w:t>RAG</w:t>
+      </w:r>
+      <w:r>
+        <w:rPr>
+          <w:sz w:val="21"/>
+          <w:szCs w:val="21"/>
+        </w:rPr>
+        <w:t>。没有 RAG，Agent 就是个没有专业</w:t>
+      </w:r>
+      <w:proofErr w:type="gramStart"/>
+      <w:r>
+        <w:rPr>
+          <w:sz w:val="21"/>
+          <w:szCs w:val="21"/>
+        </w:rPr>
+        <w:t>文旅知识</w:t>
+      </w:r>
+      <w:proofErr w:type="gramEnd"/>
+      <w:r>
+        <w:rPr>
+          <w:sz w:val="21"/>
+          <w:szCs w:val="21"/>
+        </w:rPr>
+        <w:t xml:space="preserve">的空壳 。 </w:t>
+      </w:r>
+    </w:p>
+    <w:p>
+      <w:pPr>
+        <w:numPr>
+          <w:ilvl w:val="0"/>
+          <w:numId w:val="15"/>
+        </w:numPr>
+        <w:rPr>
+          <w:sz w:val="21"/>
+          <w:szCs w:val="21"/>
+        </w:rPr>
+      </w:pPr>
+      <w:r>
+        <w:rPr>
+          <w:b/>
+          <w:bCs/>
+          <w:sz w:val="21"/>
+          <w:szCs w:val="21"/>
+        </w:rPr>
+        <w:t>规划与执行（Planning/Action）：</w:t>
+      </w:r>
+      <w:r>
+        <w:rPr>
+          <w:sz w:val="21"/>
+          <w:szCs w:val="21"/>
+        </w:rPr>
+        <w:t xml:space="preserve"> 这就是 </w:t>
+      </w:r>
+      <w:r>
+        <w:rPr>
+          <w:b/>
+          <w:bCs/>
+          <w:sz w:val="21"/>
+          <w:szCs w:val="21"/>
+        </w:rPr>
+        <w:t>个性化逻辑</w:t>
+      </w:r>
+      <w:r>
+        <w:rPr>
+          <w:sz w:val="21"/>
+          <w:szCs w:val="21"/>
+        </w:rPr>
+        <w:t>。Agent 根据用户的标签和当前的状态，决定接下来</w:t>
+      </w:r>
+      <w:proofErr w:type="gramStart"/>
+      <w:r>
+        <w:rPr>
+          <w:sz w:val="21"/>
+          <w:szCs w:val="21"/>
+        </w:rPr>
+        <w:t>调用哪</w:t>
+      </w:r>
+      <w:proofErr w:type="gramEnd"/>
+      <w:r>
+        <w:rPr>
+          <w:sz w:val="21"/>
+          <w:szCs w:val="21"/>
+        </w:rPr>
+        <w:t xml:space="preserve">一部分的提示词，推荐哪一条最合适的路线 。 </w:t>
+      </w:r>
+    </w:p>
+    <w:p>
+      <w:pPr>
+        <w:rPr>
+          <w:sz w:val="21"/>
+          <w:szCs w:val="21"/>
+        </w:rPr>
+      </w:pPr>
+      <w:r>
+        <w:rPr>
+          <w:sz w:val="21"/>
+          <w:szCs w:val="21"/>
+        </w:rPr>
+        <w:t>在接下来的第二阶段，你实际上就是在用 Python (</w:t>
+      </w:r>
+      <w:proofErr w:type="spellStart"/>
+      <w:r>
+        <w:rPr>
+          <w:sz w:val="21"/>
+          <w:szCs w:val="21"/>
+        </w:rPr>
+        <w:t>FastAPI</w:t>
+      </w:r>
+      <w:proofErr w:type="spellEnd"/>
+      <w:r>
+        <w:rPr>
+          <w:sz w:val="21"/>
+          <w:szCs w:val="21"/>
+        </w:rPr>
+        <w:t>/</w:t>
+      </w:r>
+      <w:proofErr w:type="spellStart"/>
+      <w:r>
+        <w:rPr>
+          <w:sz w:val="21"/>
+          <w:szCs w:val="21"/>
+        </w:rPr>
+        <w:t>LangChain</w:t>
+      </w:r>
+      <w:proofErr w:type="spellEnd"/>
+      <w:r>
+        <w:rPr>
+          <w:sz w:val="21"/>
+          <w:szCs w:val="21"/>
+        </w:rPr>
+        <w:t xml:space="preserve">) 来把这个带 RAG 硬盘和个性化大脑的 Agent 核心逻辑在后端写出来 。 </w:t>
+      </w:r>
+    </w:p>
+    <w:p>
+      <w:pPr>
+        <w:rPr>
+          <w:sz w:val="21"/>
+          <w:szCs w:val="21"/>
+        </w:rPr>
+      </w:pPr>
+      <w:r>
+        <w:rPr>
+          <w:sz w:val="21"/>
+          <w:szCs w:val="21"/>
+        </w:rPr>
+        <w:t>既然了解了它们的含义，你在设计本地知识库（RAG）时，是打算直接用现成的本地文件导入，还是准备顺便在管理后台把“管理员在线上传、更新景区文档”的那个前端功能页面（阶段</w:t>
+      </w:r>
+      <w:proofErr w:type="gramStart"/>
+      <w:r>
+        <w:rPr>
+          <w:sz w:val="21"/>
+          <w:szCs w:val="21"/>
+        </w:rPr>
+        <w:t>一</w:t>
+      </w:r>
+      <w:proofErr w:type="gramEnd"/>
+      <w:r>
+        <w:rPr>
+          <w:sz w:val="21"/>
+          <w:szCs w:val="21"/>
+        </w:rPr>
+        <w:t>的卡片）先写好？</w:t>
+      </w:r>
+    </w:p>
+    <w:p>
+      <w:pPr>
+        <w:rPr>
+          <w:rFonts w:hint="eastAsia"/>
           <w:sz w:val="15"/>
           <w:szCs w:val="15"/>
         </w:rPr>
@@ -3758,9 +5729,563 @@
 </w:document>
 </file>
 
+<file path=word/endnotes.xml><?xml version="1.0" encoding="utf-8"?>
+<w:endnotes xmlns:wpc="http://schemas.microsoft.com/office/word/2010/wordprocessingCanvas" xmlns:cx="http://schemas.microsoft.com/office/drawing/2014/chartex" xmlns:cx1="http://schemas.microsoft.com/office/drawing/2015/9/8/chartex" xmlns:cx2="http://schemas.microsoft.com/office/drawing/2015/10/21/chartex" xmlns:cx3="http://schemas.microsoft.com/office/drawing/2016/5/9/chartex" xmlns:cx4="http://schemas.microsoft.com/office/drawing/2016/5/10/chartex" xmlns:cx5="http://schemas.microsoft.com/office/drawing/2016/5/11/chartex" xmlns:cx6="http://schemas.microsoft.com/office/drawing/2016/5/12/chartex" xmlns:cx7="http://schemas.microsoft.com/office/drawing/2016/5/13/chartex" xmlns:cx8="http://schemas.microsoft.com/office/drawing/2016/5/14/chartex" xmlns:mc="http://schemas.openxmlformats.org/markup-compatibility/2006" xmlns:aink="http://schemas.microsoft.com/office/drawing/2016/ink" xmlns:am3d="http://schemas.microsoft.com/office/drawing/2017/model3d" xmlns:o="urn:schemas-microsoft-com:office:office" xmlns:oel="http://schemas.microsoft.com/office/2019/extlst" xmlns:r="http://schemas.openxmlformats.org/officeDocument/2006/relationships" xmlns:m="http://schemas.openxmlformats.org/officeDocument/2006/math" xmlns:v="urn:schemas-microsoft-com:vml" xmlns:wp14="http://schemas.microsoft.com/office/word/2010/wordprocessingDrawing" xmlns:wp="http://schemas.openxmlformats.org/drawingml/2006/wordprocessingDrawing" xmlns:w10="urn:schemas-microsoft-com:office:word" xmlns:w="http://schemas.openxmlformats.org/wordprocessingml/2006/main" xmlns:w14="http://schemas.microsoft.com/office/word/2010/wordml" xmlns:w15="http://schemas.microsoft.com/office/word/2012/wordml" xmlns:w16cex="http://schemas.microsoft.com/office/word/2018/wordml/cex" xmlns:w16cid="http://schemas.microsoft.com/office/word/2016/wordml/cid" xmlns:w16="http://schemas.microsoft.com/office/word/2018/wordml" xmlns:w16sdtdh="http://schemas.microsoft.com/office/word/2020/wordml/sdtdatahash" xmlns:w16se="http://schemas.microsoft.com/office/word/2015/wordml/symex" xmlns:wpg="http://schemas.microsoft.com/office/word/2010/wordprocessingGroup" xmlns:wpi="http://schemas.microsoft.com/office/word/2010/wordprocessingInk" xmlns:wne="http://schemas.microsoft.com/office/word/2006/wordml" xmlns:wps="http://schemas.microsoft.com/office/word/2010/wordprocessingShape" mc:Ignorable="w14 w15 w16se w16cid w16 w16cex w16sdtdh wp14">
+  <w:endnote w:type="separator" w:id="-1">
+    <w:p>
+      <w:pPr>
+        <w:spacing w:after="0" w:line="240" w:lineRule="auto"/>
+        <w:rPr>
+          <w:rFonts w:hint="eastAsia"/>
+        </w:rPr>
+      </w:pPr>
+      <w:r>
+        <w:separator/>
+      </w:r>
+    </w:p>
+  </w:endnote>
+  <w:endnote w:type="continuationSeparator" w:id="0">
+    <w:p>
+      <w:pPr>
+        <w:spacing w:after="0" w:line="240" w:lineRule="auto"/>
+        <w:rPr>
+          <w:rFonts w:hint="eastAsia"/>
+        </w:rPr>
+      </w:pPr>
+      <w:r>
+        <w:continuationSeparator/>
+      </w:r>
+    </w:p>
+  </w:endnote>
+</w:endnotes>
+</file>
+
+<file path=word/footnotes.xml><?xml version="1.0" encoding="utf-8"?>
+<w:footnotes xmlns:wpc="http://schemas.microsoft.com/office/word/2010/wordprocessingCanvas" xmlns:cx="http://schemas.microsoft.com/office/drawing/2014/chartex" xmlns:cx1="http://schemas.microsoft.com/office/drawing/2015/9/8/chartex" xmlns:cx2="http://schemas.microsoft.com/office/drawing/2015/10/21/chartex" xmlns:cx3="http://schemas.microsoft.com/office/drawing/2016/5/9/chartex" xmlns:cx4="http://schemas.microsoft.com/office/drawing/2016/5/10/chartex" xmlns:cx5="http://schemas.microsoft.com/office/drawing/2016/5/11/chartex" xmlns:cx6="http://schemas.microsoft.com/office/drawing/2016/5/12/chartex" xmlns:cx7="http://schemas.microsoft.com/office/drawing/2016/5/13/chartex" xmlns:cx8="http://schemas.microsoft.com/office/drawing/2016/5/14/chartex" xmlns:mc="http://schemas.openxmlformats.org/markup-compatibility/2006" xmlns:aink="http://schemas.microsoft.com/office/drawing/2016/ink" xmlns:am3d="http://schemas.microsoft.com/office/drawing/2017/model3d" xmlns:o="urn:schemas-microsoft-com:office:office" xmlns:oel="http://schemas.microsoft.com/office/2019/extlst" xmlns:r="http://schemas.openxmlformats.org/officeDocument/2006/relationships" xmlns:m="http://schemas.openxmlformats.org/officeDocument/2006/math" xmlns:v="urn:schemas-microsoft-com:vml" xmlns:wp14="http://schemas.microsoft.com/office/word/2010/wordprocessingDrawing" xmlns:wp="http://schemas.openxmlformats.org/drawingml/2006/wordprocessingDrawing" xmlns:w10="urn:schemas-microsoft-com:office:word" xmlns:w="http://schemas.openxmlformats.org/wordprocessingml/2006/main" xmlns:w14="http://schemas.microsoft.com/office/word/2010/wordml" xmlns:w15="http://schemas.microsoft.com/office/word/2012/wordml" xmlns:w16cex="http://schemas.microsoft.com/office/word/2018/wordml/cex" xmlns:w16cid="http://schemas.microsoft.com/office/word/2016/wordml/cid" xmlns:w16="http://schemas.microsoft.com/office/word/2018/wordml" xmlns:w16sdtdh="http://schemas.microsoft.com/office/word/2020/wordml/sdtdatahash" xmlns:w16se="http://schemas.microsoft.com/office/word/2015/wordml/symex" xmlns:wpg="http://schemas.microsoft.com/office/word/2010/wordprocessingGroup" xmlns:wpi="http://schemas.microsoft.com/office/word/2010/wordprocessingInk" xmlns:wne="http://schemas.microsoft.com/office/word/2006/wordml" xmlns:wps="http://schemas.microsoft.com/office/word/2010/wordprocessingShape" mc:Ignorable="w14 w15 w16se w16cid w16 w16cex w16sdtdh wp14">
+  <w:footnote w:type="separator" w:id="-1">
+    <w:p>
+      <w:pPr>
+        <w:spacing w:after="0" w:line="240" w:lineRule="auto"/>
+        <w:rPr>
+          <w:rFonts w:hint="eastAsia"/>
+        </w:rPr>
+      </w:pPr>
+      <w:r>
+        <w:separator/>
+      </w:r>
+    </w:p>
+  </w:footnote>
+  <w:footnote w:type="continuationSeparator" w:id="0">
+    <w:p>
+      <w:pPr>
+        <w:spacing w:after="0" w:line="240" w:lineRule="auto"/>
+        <w:rPr>
+          <w:rFonts w:hint="eastAsia"/>
+        </w:rPr>
+      </w:pPr>
+      <w:r>
+        <w:continuationSeparator/>
+      </w:r>
+    </w:p>
+  </w:footnote>
+</w:footnotes>
+</file>
+
 <file path=word/numbering.xml><?xml version="1.0" encoding="utf-8"?>
 <w:numbering xmlns:wpc="http://schemas.microsoft.com/office/word/2010/wordprocessingCanvas" xmlns:cx="http://schemas.microsoft.com/office/drawing/2014/chartex" xmlns:cx1="http://schemas.microsoft.com/office/drawing/2015/9/8/chartex" xmlns:cx2="http://schemas.microsoft.com/office/drawing/2015/10/21/chartex" xmlns:cx3="http://schemas.microsoft.com/office/drawing/2016/5/9/chartex" xmlns:cx4="http://schemas.microsoft.com/office/drawing/2016/5/10/chartex" xmlns:cx5="http://schemas.microsoft.com/office/drawing/2016/5/11/chartex" xmlns:cx6="http://schemas.microsoft.com/office/drawing/2016/5/12/chartex" xmlns:cx7="http://schemas.microsoft.com/office/drawing/2016/5/13/chartex" xmlns:cx8="http://schemas.microsoft.com/office/drawing/2016/5/14/chartex" xmlns:mc="http://schemas.openxmlformats.org/markup-compatibility/2006" xmlns:aink="http://schemas.microsoft.com/office/drawing/2016/ink" xmlns:am3d="http://schemas.microsoft.com/office/drawing/2017/model3d" xmlns:o="urn:schemas-microsoft-com:office:office" xmlns:oel="http://schemas.microsoft.com/office/2019/extlst" xmlns:r="http://schemas.openxmlformats.org/officeDocument/2006/relationships" xmlns:m="http://schemas.openxmlformats.org/officeDocument/2006/math" xmlns:v="urn:schemas-microsoft-com:vml" xmlns:wp14="http://schemas.microsoft.com/office/word/2010/wordprocessingDrawing" xmlns:wp="http://schemas.openxmlformats.org/drawingml/2006/wordprocessingDrawing" xmlns:w10="urn:schemas-microsoft-com:office:word" xmlns:w="http://schemas.openxmlformats.org/wordprocessingml/2006/main" xmlns:w14="http://schemas.microsoft.com/office/word/2010/wordml" xmlns:w15="http://schemas.microsoft.com/office/word/2012/wordml" xmlns:w16cex="http://schemas.microsoft.com/office/word/2018/wordml/cex" xmlns:w16cid="http://schemas.microsoft.com/office/word/2016/wordml/cid" xmlns:w16="http://schemas.microsoft.com/office/word/2018/wordml" xmlns:w16sdtdh="http://schemas.microsoft.com/office/word/2020/wordml/sdtdatahash" xmlns:w16se="http://schemas.microsoft.com/office/word/2015/wordml/symex" xmlns:wpg="http://schemas.microsoft.com/office/word/2010/wordprocessingGroup" xmlns:wpi="http://schemas.microsoft.com/office/word/2010/wordprocessingInk" xmlns:wne="http://schemas.microsoft.com/office/word/2006/wordml" xmlns:wps="http://schemas.microsoft.com/office/word/2010/wordprocessingShape" mc:Ignorable="w14 w15 w16se w16cid w16 w16cex w16sdtdh wp14">
   <w:abstractNum w:abstractNumId="0" w15:restartNumberingAfterBreak="0">
+    <w:nsid w:val="1D381F75"/>
+    <w:multiLevelType w:val="multilevel"/>
+    <w:tmpl w:val="23EEB4F8"/>
+    <w:lvl w:ilvl="0">
+      <w:start w:val="1"/>
+      <w:numFmt w:val="decimal"/>
+      <w:lvlText w:val="%1."/>
+      <w:lvlJc w:val="left"/>
+      <w:pPr>
+        <w:tabs>
+          <w:tab w:val="num" w:pos="720"/>
+        </w:tabs>
+        <w:ind w:left="720" w:hanging="360"/>
+      </w:pPr>
+    </w:lvl>
+    <w:lvl w:ilvl="1" w:tentative="1">
+      <w:start w:val="1"/>
+      <w:numFmt w:val="decimal"/>
+      <w:lvlText w:val="%2."/>
+      <w:lvlJc w:val="left"/>
+      <w:pPr>
+        <w:tabs>
+          <w:tab w:val="num" w:pos="1440"/>
+        </w:tabs>
+        <w:ind w:left="1440" w:hanging="360"/>
+      </w:pPr>
+    </w:lvl>
+    <w:lvl w:ilvl="2" w:tentative="1">
+      <w:start w:val="1"/>
+      <w:numFmt w:val="decimal"/>
+      <w:lvlText w:val="%3."/>
+      <w:lvlJc w:val="left"/>
+      <w:pPr>
+        <w:tabs>
+          <w:tab w:val="num" w:pos="2160"/>
+        </w:tabs>
+        <w:ind w:left="2160" w:hanging="360"/>
+      </w:pPr>
+    </w:lvl>
+    <w:lvl w:ilvl="3" w:tentative="1">
+      <w:start w:val="1"/>
+      <w:numFmt w:val="decimal"/>
+      <w:lvlText w:val="%4."/>
+      <w:lvlJc w:val="left"/>
+      <w:pPr>
+        <w:tabs>
+          <w:tab w:val="num" w:pos="2880"/>
+        </w:tabs>
+        <w:ind w:left="2880" w:hanging="360"/>
+      </w:pPr>
+    </w:lvl>
+    <w:lvl w:ilvl="4" w:tentative="1">
+      <w:start w:val="1"/>
+      <w:numFmt w:val="decimal"/>
+      <w:lvlText w:val="%5."/>
+      <w:lvlJc w:val="left"/>
+      <w:pPr>
+        <w:tabs>
+          <w:tab w:val="num" w:pos="3600"/>
+        </w:tabs>
+        <w:ind w:left="3600" w:hanging="360"/>
+      </w:pPr>
+    </w:lvl>
+    <w:lvl w:ilvl="5" w:tentative="1">
+      <w:start w:val="1"/>
+      <w:numFmt w:val="decimal"/>
+      <w:lvlText w:val="%6."/>
+      <w:lvlJc w:val="left"/>
+      <w:pPr>
+        <w:tabs>
+          <w:tab w:val="num" w:pos="4320"/>
+        </w:tabs>
+        <w:ind w:left="4320" w:hanging="360"/>
+      </w:pPr>
+    </w:lvl>
+    <w:lvl w:ilvl="6" w:tentative="1">
+      <w:start w:val="1"/>
+      <w:numFmt w:val="decimal"/>
+      <w:lvlText w:val="%7."/>
+      <w:lvlJc w:val="left"/>
+      <w:pPr>
+        <w:tabs>
+          <w:tab w:val="num" w:pos="5040"/>
+        </w:tabs>
+        <w:ind w:left="5040" w:hanging="360"/>
+      </w:pPr>
+    </w:lvl>
+    <w:lvl w:ilvl="7" w:tentative="1">
+      <w:start w:val="1"/>
+      <w:numFmt w:val="decimal"/>
+      <w:lvlText w:val="%8."/>
+      <w:lvlJc w:val="left"/>
+      <w:pPr>
+        <w:tabs>
+          <w:tab w:val="num" w:pos="5760"/>
+        </w:tabs>
+        <w:ind w:left="5760" w:hanging="360"/>
+      </w:pPr>
+    </w:lvl>
+    <w:lvl w:ilvl="8" w:tentative="1">
+      <w:start w:val="1"/>
+      <w:numFmt w:val="decimal"/>
+      <w:lvlText w:val="%9."/>
+      <w:lvlJc w:val="left"/>
+      <w:pPr>
+        <w:tabs>
+          <w:tab w:val="num" w:pos="6480"/>
+        </w:tabs>
+        <w:ind w:left="6480" w:hanging="360"/>
+      </w:pPr>
+    </w:lvl>
+  </w:abstractNum>
+  <w:abstractNum w:abstractNumId="1" w15:restartNumberingAfterBreak="0">
+    <w:nsid w:val="26293288"/>
+    <w:multiLevelType w:val="multilevel"/>
+    <w:tmpl w:val="70D04BD2"/>
+    <w:lvl w:ilvl="0">
+      <w:start w:val="1"/>
+      <w:numFmt w:val="decimal"/>
+      <w:lvlText w:val="%1."/>
+      <w:lvlJc w:val="left"/>
+      <w:pPr>
+        <w:tabs>
+          <w:tab w:val="num" w:pos="720"/>
+        </w:tabs>
+        <w:ind w:left="720" w:hanging="360"/>
+      </w:pPr>
+    </w:lvl>
+    <w:lvl w:ilvl="1" w:tentative="1">
+      <w:start w:val="1"/>
+      <w:numFmt w:val="decimal"/>
+      <w:lvlText w:val="%2."/>
+      <w:lvlJc w:val="left"/>
+      <w:pPr>
+        <w:tabs>
+          <w:tab w:val="num" w:pos="1440"/>
+        </w:tabs>
+        <w:ind w:left="1440" w:hanging="360"/>
+      </w:pPr>
+    </w:lvl>
+    <w:lvl w:ilvl="2" w:tentative="1">
+      <w:start w:val="1"/>
+      <w:numFmt w:val="decimal"/>
+      <w:lvlText w:val="%3."/>
+      <w:lvlJc w:val="left"/>
+      <w:pPr>
+        <w:tabs>
+          <w:tab w:val="num" w:pos="2160"/>
+        </w:tabs>
+        <w:ind w:left="2160" w:hanging="360"/>
+      </w:pPr>
+    </w:lvl>
+    <w:lvl w:ilvl="3" w:tentative="1">
+      <w:start w:val="1"/>
+      <w:numFmt w:val="decimal"/>
+      <w:lvlText w:val="%4."/>
+      <w:lvlJc w:val="left"/>
+      <w:pPr>
+        <w:tabs>
+          <w:tab w:val="num" w:pos="2880"/>
+        </w:tabs>
+        <w:ind w:left="2880" w:hanging="360"/>
+      </w:pPr>
+    </w:lvl>
+    <w:lvl w:ilvl="4" w:tentative="1">
+      <w:start w:val="1"/>
+      <w:numFmt w:val="decimal"/>
+      <w:lvlText w:val="%5."/>
+      <w:lvlJc w:val="left"/>
+      <w:pPr>
+        <w:tabs>
+          <w:tab w:val="num" w:pos="3600"/>
+        </w:tabs>
+        <w:ind w:left="3600" w:hanging="360"/>
+      </w:pPr>
+    </w:lvl>
+    <w:lvl w:ilvl="5" w:tentative="1">
+      <w:start w:val="1"/>
+      <w:numFmt w:val="decimal"/>
+      <w:lvlText w:val="%6."/>
+      <w:lvlJc w:val="left"/>
+      <w:pPr>
+        <w:tabs>
+          <w:tab w:val="num" w:pos="4320"/>
+        </w:tabs>
+        <w:ind w:left="4320" w:hanging="360"/>
+      </w:pPr>
+    </w:lvl>
+    <w:lvl w:ilvl="6" w:tentative="1">
+      <w:start w:val="1"/>
+      <w:numFmt w:val="decimal"/>
+      <w:lvlText w:val="%7."/>
+      <w:lvlJc w:val="left"/>
+      <w:pPr>
+        <w:tabs>
+          <w:tab w:val="num" w:pos="5040"/>
+        </w:tabs>
+        <w:ind w:left="5040" w:hanging="360"/>
+      </w:pPr>
+    </w:lvl>
+    <w:lvl w:ilvl="7" w:tentative="1">
+      <w:start w:val="1"/>
+      <w:numFmt w:val="decimal"/>
+      <w:lvlText w:val="%8."/>
+      <w:lvlJc w:val="left"/>
+      <w:pPr>
+        <w:tabs>
+          <w:tab w:val="num" w:pos="5760"/>
+        </w:tabs>
+        <w:ind w:left="5760" w:hanging="360"/>
+      </w:pPr>
+    </w:lvl>
+    <w:lvl w:ilvl="8" w:tentative="1">
+      <w:start w:val="1"/>
+      <w:numFmt w:val="decimal"/>
+      <w:lvlText w:val="%9."/>
+      <w:lvlJc w:val="left"/>
+      <w:pPr>
+        <w:tabs>
+          <w:tab w:val="num" w:pos="6480"/>
+        </w:tabs>
+        <w:ind w:left="6480" w:hanging="360"/>
+      </w:pPr>
+    </w:lvl>
+  </w:abstractNum>
+  <w:abstractNum w:abstractNumId="2" w15:restartNumberingAfterBreak="0">
+    <w:nsid w:val="2AB93D17"/>
+    <w:multiLevelType w:val="multilevel"/>
+    <w:tmpl w:val="B48CD870"/>
+    <w:lvl w:ilvl="0">
+      <w:start w:val="1"/>
+      <w:numFmt w:val="decimal"/>
+      <w:lvlText w:val="%1."/>
+      <w:lvlJc w:val="left"/>
+      <w:pPr>
+        <w:tabs>
+          <w:tab w:val="num" w:pos="720"/>
+        </w:tabs>
+        <w:ind w:left="720" w:hanging="360"/>
+      </w:pPr>
+    </w:lvl>
+    <w:lvl w:ilvl="1">
+      <w:start w:val="1"/>
+      <w:numFmt w:val="bullet"/>
+      <w:lvlText w:val="o"/>
+      <w:lvlJc w:val="left"/>
+      <w:pPr>
+        <w:tabs>
+          <w:tab w:val="num" w:pos="1440"/>
+        </w:tabs>
+        <w:ind w:left="1440" w:hanging="360"/>
+      </w:pPr>
+      <w:rPr>
+        <w:rFonts w:ascii="Courier New" w:hAnsi="Courier New" w:hint="default"/>
+        <w:sz w:val="20"/>
+      </w:rPr>
+    </w:lvl>
+    <w:lvl w:ilvl="2" w:tentative="1">
+      <w:start w:val="1"/>
+      <w:numFmt w:val="decimal"/>
+      <w:lvlText w:val="%3."/>
+      <w:lvlJc w:val="left"/>
+      <w:pPr>
+        <w:tabs>
+          <w:tab w:val="num" w:pos="2160"/>
+        </w:tabs>
+        <w:ind w:left="2160" w:hanging="360"/>
+      </w:pPr>
+    </w:lvl>
+    <w:lvl w:ilvl="3" w:tentative="1">
+      <w:start w:val="1"/>
+      <w:numFmt w:val="decimal"/>
+      <w:lvlText w:val="%4."/>
+      <w:lvlJc w:val="left"/>
+      <w:pPr>
+        <w:tabs>
+          <w:tab w:val="num" w:pos="2880"/>
+        </w:tabs>
+        <w:ind w:left="2880" w:hanging="360"/>
+      </w:pPr>
+    </w:lvl>
+    <w:lvl w:ilvl="4" w:tentative="1">
+      <w:start w:val="1"/>
+      <w:numFmt w:val="decimal"/>
+      <w:lvlText w:val="%5."/>
+      <w:lvlJc w:val="left"/>
+      <w:pPr>
+        <w:tabs>
+          <w:tab w:val="num" w:pos="3600"/>
+        </w:tabs>
+        <w:ind w:left="3600" w:hanging="360"/>
+      </w:pPr>
+    </w:lvl>
+    <w:lvl w:ilvl="5" w:tentative="1">
+      <w:start w:val="1"/>
+      <w:numFmt w:val="decimal"/>
+      <w:lvlText w:val="%6."/>
+      <w:lvlJc w:val="left"/>
+      <w:pPr>
+        <w:tabs>
+          <w:tab w:val="num" w:pos="4320"/>
+        </w:tabs>
+        <w:ind w:left="4320" w:hanging="360"/>
+      </w:pPr>
+    </w:lvl>
+    <w:lvl w:ilvl="6" w:tentative="1">
+      <w:start w:val="1"/>
+      <w:numFmt w:val="decimal"/>
+      <w:lvlText w:val="%7."/>
+      <w:lvlJc w:val="left"/>
+      <w:pPr>
+        <w:tabs>
+          <w:tab w:val="num" w:pos="5040"/>
+        </w:tabs>
+        <w:ind w:left="5040" w:hanging="360"/>
+      </w:pPr>
+    </w:lvl>
+    <w:lvl w:ilvl="7" w:tentative="1">
+      <w:start w:val="1"/>
+      <w:numFmt w:val="decimal"/>
+      <w:lvlText w:val="%8."/>
+      <w:lvlJc w:val="left"/>
+      <w:pPr>
+        <w:tabs>
+          <w:tab w:val="num" w:pos="5760"/>
+        </w:tabs>
+        <w:ind w:left="5760" w:hanging="360"/>
+      </w:pPr>
+    </w:lvl>
+    <w:lvl w:ilvl="8" w:tentative="1">
+      <w:start w:val="1"/>
+      <w:numFmt w:val="decimal"/>
+      <w:lvlText w:val="%9."/>
+      <w:lvlJc w:val="left"/>
+      <w:pPr>
+        <w:tabs>
+          <w:tab w:val="num" w:pos="6480"/>
+        </w:tabs>
+        <w:ind w:left="6480" w:hanging="360"/>
+      </w:pPr>
+    </w:lvl>
+  </w:abstractNum>
+  <w:abstractNum w:abstractNumId="3" w15:restartNumberingAfterBreak="0">
+    <w:nsid w:val="2FBA2B3C"/>
+    <w:multiLevelType w:val="multilevel"/>
+    <w:tmpl w:val="BAFE43A8"/>
+    <w:lvl w:ilvl="0">
+      <w:start w:val="1"/>
+      <w:numFmt w:val="bullet"/>
+      <w:lvlText w:val=""/>
+      <w:lvlJc w:val="left"/>
+      <w:pPr>
+        <w:tabs>
+          <w:tab w:val="num" w:pos="720"/>
+        </w:tabs>
+        <w:ind w:left="720" w:hanging="360"/>
+      </w:pPr>
+      <w:rPr>
+        <w:rFonts w:ascii="Symbol" w:hAnsi="Symbol" w:hint="default"/>
+        <w:sz w:val="20"/>
+      </w:rPr>
+    </w:lvl>
+    <w:lvl w:ilvl="1" w:tentative="1">
+      <w:start w:val="1"/>
+      <w:numFmt w:val="bullet"/>
+      <w:lvlText w:val="o"/>
+      <w:lvlJc w:val="left"/>
+      <w:pPr>
+        <w:tabs>
+          <w:tab w:val="num" w:pos="1440"/>
+        </w:tabs>
+        <w:ind w:left="1440" w:hanging="360"/>
+      </w:pPr>
+      <w:rPr>
+        <w:rFonts w:ascii="Courier New" w:hAnsi="Courier New" w:hint="default"/>
+        <w:sz w:val="20"/>
+      </w:rPr>
+    </w:lvl>
+    <w:lvl w:ilvl="2" w:tentative="1">
+      <w:start w:val="1"/>
+      <w:numFmt w:val="bullet"/>
+      <w:lvlText w:val=""/>
+      <w:lvlJc w:val="left"/>
+      <w:pPr>
+        <w:tabs>
+          <w:tab w:val="num" w:pos="2160"/>
+        </w:tabs>
+        <w:ind w:left="2160" w:hanging="360"/>
+      </w:pPr>
+      <w:rPr>
+        <w:rFonts w:ascii="Wingdings" w:hAnsi="Wingdings" w:hint="default"/>
+        <w:sz w:val="20"/>
+      </w:rPr>
+    </w:lvl>
+    <w:lvl w:ilvl="3" w:tentative="1">
+      <w:start w:val="1"/>
+      <w:numFmt w:val="bullet"/>
+      <w:lvlText w:val=""/>
+      <w:lvlJc w:val="left"/>
+      <w:pPr>
+        <w:tabs>
+          <w:tab w:val="num" w:pos="2880"/>
+        </w:tabs>
+        <w:ind w:left="2880" w:hanging="360"/>
+      </w:pPr>
+      <w:rPr>
+        <w:rFonts w:ascii="Wingdings" w:hAnsi="Wingdings" w:hint="default"/>
+        <w:sz w:val="20"/>
+      </w:rPr>
+    </w:lvl>
+    <w:lvl w:ilvl="4" w:tentative="1">
+      <w:start w:val="1"/>
+      <w:numFmt w:val="bullet"/>
+      <w:lvlText w:val=""/>
+      <w:lvlJc w:val="left"/>
+      <w:pPr>
+        <w:tabs>
+          <w:tab w:val="num" w:pos="3600"/>
+        </w:tabs>
+        <w:ind w:left="3600" w:hanging="360"/>
+      </w:pPr>
+      <w:rPr>
+        <w:rFonts w:ascii="Wingdings" w:hAnsi="Wingdings" w:hint="default"/>
+        <w:sz w:val="20"/>
+      </w:rPr>
+    </w:lvl>
+    <w:lvl w:ilvl="5" w:tentative="1">
+      <w:start w:val="1"/>
+      <w:numFmt w:val="bullet"/>
+      <w:lvlText w:val=""/>
+      <w:lvlJc w:val="left"/>
+      <w:pPr>
+        <w:tabs>
+          <w:tab w:val="num" w:pos="4320"/>
+        </w:tabs>
+        <w:ind w:left="4320" w:hanging="360"/>
+      </w:pPr>
+      <w:rPr>
+        <w:rFonts w:ascii="Wingdings" w:hAnsi="Wingdings" w:hint="default"/>
+        <w:sz w:val="20"/>
+      </w:rPr>
+    </w:lvl>
+    <w:lvl w:ilvl="6" w:tentative="1">
+      <w:start w:val="1"/>
+      <w:numFmt w:val="bullet"/>
+      <w:lvlText w:val=""/>
+      <w:lvlJc w:val="left"/>
+      <w:pPr>
+        <w:tabs>
+          <w:tab w:val="num" w:pos="5040"/>
+        </w:tabs>
+        <w:ind w:left="5040" w:hanging="360"/>
+      </w:pPr>
+      <w:rPr>
+        <w:rFonts w:ascii="Wingdings" w:hAnsi="Wingdings" w:hint="default"/>
+        <w:sz w:val="20"/>
+      </w:rPr>
+    </w:lvl>
+    <w:lvl w:ilvl="7" w:tentative="1">
+      <w:start w:val="1"/>
+      <w:numFmt w:val="bullet"/>
+      <w:lvlText w:val=""/>
+      <w:lvlJc w:val="left"/>
+      <w:pPr>
+        <w:tabs>
+          <w:tab w:val="num" w:pos="5760"/>
+        </w:tabs>
+        <w:ind w:left="5760" w:hanging="360"/>
+      </w:pPr>
+      <w:rPr>
+        <w:rFonts w:ascii="Wingdings" w:hAnsi="Wingdings" w:hint="default"/>
+        <w:sz w:val="20"/>
+      </w:rPr>
+    </w:lvl>
+    <w:lvl w:ilvl="8" w:tentative="1">
+      <w:start w:val="1"/>
+      <w:numFmt w:val="bullet"/>
+      <w:lvlText w:val=""/>
+      <w:lvlJc w:val="left"/>
+      <w:pPr>
+        <w:tabs>
+          <w:tab w:val="num" w:pos="6480"/>
+        </w:tabs>
+        <w:ind w:left="6480" w:hanging="360"/>
+      </w:pPr>
+      <w:rPr>
+        <w:rFonts w:ascii="Wingdings" w:hAnsi="Wingdings" w:hint="default"/>
+        <w:sz w:val="20"/>
+      </w:rPr>
+    </w:lvl>
+  </w:abstractNum>
+  <w:abstractNum w:abstractNumId="4" w15:restartNumberingAfterBreak="0">
     <w:nsid w:val="31E13B86"/>
     <w:multiLevelType w:val="multilevel"/>
     <w:tmpl w:val="A75E2A2A"/>
@@ -3905,7 +6430,7 @@
       </w:rPr>
     </w:lvl>
   </w:abstractNum>
-  <w:abstractNum w:abstractNumId="1" w15:restartNumberingAfterBreak="0">
+  <w:abstractNum w:abstractNumId="5" w15:restartNumberingAfterBreak="0">
     <w:nsid w:val="321E6EB6"/>
     <w:multiLevelType w:val="multilevel"/>
     <w:tmpl w:val="F370C92A"/>
@@ -4050,7 +6575,7 @@
       </w:rPr>
     </w:lvl>
   </w:abstractNum>
-  <w:abstractNum w:abstractNumId="2" w15:restartNumberingAfterBreak="0">
+  <w:abstractNum w:abstractNumId="6" w15:restartNumberingAfterBreak="0">
     <w:nsid w:val="32A2322A"/>
     <w:multiLevelType w:val="multilevel"/>
     <w:tmpl w:val="3FA85C6A"/>
@@ -4199,7 +6724,156 @@
       </w:rPr>
     </w:lvl>
   </w:abstractNum>
-  <w:abstractNum w:abstractNumId="3" w15:restartNumberingAfterBreak="0">
+  <w:abstractNum w:abstractNumId="7" w15:restartNumberingAfterBreak="0">
+    <w:nsid w:val="48407D9C"/>
+    <w:multiLevelType w:val="multilevel"/>
+    <w:tmpl w:val="428E9D68"/>
+    <w:lvl w:ilvl="0">
+      <w:start w:val="1"/>
+      <w:numFmt w:val="bullet"/>
+      <w:lvlText w:val=""/>
+      <w:lvlJc w:val="left"/>
+      <w:pPr>
+        <w:tabs>
+          <w:tab w:val="num" w:pos="720"/>
+        </w:tabs>
+        <w:ind w:left="720" w:hanging="360"/>
+      </w:pPr>
+      <w:rPr>
+        <w:rFonts w:ascii="Symbol" w:hAnsi="Symbol" w:hint="default"/>
+        <w:sz w:val="20"/>
+      </w:rPr>
+    </w:lvl>
+    <w:lvl w:ilvl="1" w:tentative="1">
+      <w:start w:val="1"/>
+      <w:numFmt w:val="bullet"/>
+      <w:lvlText w:val="o"/>
+      <w:lvlJc w:val="left"/>
+      <w:pPr>
+        <w:tabs>
+          <w:tab w:val="num" w:pos="1440"/>
+        </w:tabs>
+        <w:ind w:left="1440" w:hanging="360"/>
+      </w:pPr>
+      <w:rPr>
+        <w:rFonts w:ascii="Courier New" w:hAnsi="Courier New" w:hint="default"/>
+        <w:sz w:val="20"/>
+      </w:rPr>
+    </w:lvl>
+    <w:lvl w:ilvl="2" w:tentative="1">
+      <w:start w:val="1"/>
+      <w:numFmt w:val="bullet"/>
+      <w:lvlText w:val=""/>
+      <w:lvlJc w:val="left"/>
+      <w:pPr>
+        <w:tabs>
+          <w:tab w:val="num" w:pos="2160"/>
+        </w:tabs>
+        <w:ind w:left="2160" w:hanging="360"/>
+      </w:pPr>
+      <w:rPr>
+        <w:rFonts w:ascii="Wingdings" w:hAnsi="Wingdings" w:hint="default"/>
+        <w:sz w:val="20"/>
+      </w:rPr>
+    </w:lvl>
+    <w:lvl w:ilvl="3" w:tentative="1">
+      <w:start w:val="1"/>
+      <w:numFmt w:val="bullet"/>
+      <w:lvlText w:val=""/>
+      <w:lvlJc w:val="left"/>
+      <w:pPr>
+        <w:tabs>
+          <w:tab w:val="num" w:pos="2880"/>
+        </w:tabs>
+        <w:ind w:left="2880" w:hanging="360"/>
+      </w:pPr>
+      <w:rPr>
+        <w:rFonts w:ascii="Wingdings" w:hAnsi="Wingdings" w:hint="default"/>
+        <w:sz w:val="20"/>
+      </w:rPr>
+    </w:lvl>
+    <w:lvl w:ilvl="4" w:tentative="1">
+      <w:start w:val="1"/>
+      <w:numFmt w:val="bullet"/>
+      <w:lvlText w:val=""/>
+      <w:lvlJc w:val="left"/>
+      <w:pPr>
+        <w:tabs>
+          <w:tab w:val="num" w:pos="3600"/>
+        </w:tabs>
+        <w:ind w:left="3600" w:hanging="360"/>
+      </w:pPr>
+      <w:rPr>
+        <w:rFonts w:ascii="Wingdings" w:hAnsi="Wingdings" w:hint="default"/>
+        <w:sz w:val="20"/>
+      </w:rPr>
+    </w:lvl>
+    <w:lvl w:ilvl="5" w:tentative="1">
+      <w:start w:val="1"/>
+      <w:numFmt w:val="bullet"/>
+      <w:lvlText w:val=""/>
+      <w:lvlJc w:val="left"/>
+      <w:pPr>
+        <w:tabs>
+          <w:tab w:val="num" w:pos="4320"/>
+        </w:tabs>
+        <w:ind w:left="4320" w:hanging="360"/>
+      </w:pPr>
+      <w:rPr>
+        <w:rFonts w:ascii="Wingdings" w:hAnsi="Wingdings" w:hint="default"/>
+        <w:sz w:val="20"/>
+      </w:rPr>
+    </w:lvl>
+    <w:lvl w:ilvl="6" w:tentative="1">
+      <w:start w:val="1"/>
+      <w:numFmt w:val="bullet"/>
+      <w:lvlText w:val=""/>
+      <w:lvlJc w:val="left"/>
+      <w:pPr>
+        <w:tabs>
+          <w:tab w:val="num" w:pos="5040"/>
+        </w:tabs>
+        <w:ind w:left="5040" w:hanging="360"/>
+      </w:pPr>
+      <w:rPr>
+        <w:rFonts w:ascii="Wingdings" w:hAnsi="Wingdings" w:hint="default"/>
+        <w:sz w:val="20"/>
+      </w:rPr>
+    </w:lvl>
+    <w:lvl w:ilvl="7" w:tentative="1">
+      <w:start w:val="1"/>
+      <w:numFmt w:val="bullet"/>
+      <w:lvlText w:val=""/>
+      <w:lvlJc w:val="left"/>
+      <w:pPr>
+        <w:tabs>
+          <w:tab w:val="num" w:pos="5760"/>
+        </w:tabs>
+        <w:ind w:left="5760" w:hanging="360"/>
+      </w:pPr>
+      <w:rPr>
+        <w:rFonts w:ascii="Wingdings" w:hAnsi="Wingdings" w:hint="default"/>
+        <w:sz w:val="20"/>
+      </w:rPr>
+    </w:lvl>
+    <w:lvl w:ilvl="8" w:tentative="1">
+      <w:start w:val="1"/>
+      <w:numFmt w:val="bullet"/>
+      <w:lvlText w:val=""/>
+      <w:lvlJc w:val="left"/>
+      <w:pPr>
+        <w:tabs>
+          <w:tab w:val="num" w:pos="6480"/>
+        </w:tabs>
+        <w:ind w:left="6480" w:hanging="360"/>
+      </w:pPr>
+      <w:rPr>
+        <w:rFonts w:ascii="Wingdings" w:hAnsi="Wingdings" w:hint="default"/>
+        <w:sz w:val="20"/>
+      </w:rPr>
+    </w:lvl>
+  </w:abstractNum>
+  <w:abstractNum w:abstractNumId="8" w15:restartNumberingAfterBreak="0">
     <w:nsid w:val="541B4DE2"/>
     <w:multiLevelType w:val="multilevel"/>
     <w:tmpl w:val="1E4EFEFE"/>
@@ -4344,7 +7018,7 @@
       </w:rPr>
     </w:lvl>
   </w:abstractNum>
-  <w:abstractNum w:abstractNumId="4" w15:restartNumberingAfterBreak="0">
+  <w:abstractNum w:abstractNumId="9" w15:restartNumberingAfterBreak="0">
     <w:nsid w:val="585D3B0B"/>
     <w:multiLevelType w:val="multilevel"/>
     <w:tmpl w:val="895E64B2"/>
@@ -4489,7 +7163,156 @@
       </w:rPr>
     </w:lvl>
   </w:abstractNum>
-  <w:abstractNum w:abstractNumId="5" w15:restartNumberingAfterBreak="0">
+  <w:abstractNum w:abstractNumId="10" w15:restartNumberingAfterBreak="0">
+    <w:nsid w:val="5A4B2788"/>
+    <w:multiLevelType w:val="multilevel"/>
+    <w:tmpl w:val="9FB214BE"/>
+    <w:lvl w:ilvl="0">
+      <w:start w:val="1"/>
+      <w:numFmt w:val="bullet"/>
+      <w:lvlText w:val=""/>
+      <w:lvlJc w:val="left"/>
+      <w:pPr>
+        <w:tabs>
+          <w:tab w:val="num" w:pos="720"/>
+        </w:tabs>
+        <w:ind w:left="720" w:hanging="360"/>
+      </w:pPr>
+      <w:rPr>
+        <w:rFonts w:ascii="Symbol" w:hAnsi="Symbol" w:hint="default"/>
+        <w:sz w:val="20"/>
+      </w:rPr>
+    </w:lvl>
+    <w:lvl w:ilvl="1" w:tentative="1">
+      <w:start w:val="1"/>
+      <w:numFmt w:val="bullet"/>
+      <w:lvlText w:val="o"/>
+      <w:lvlJc w:val="left"/>
+      <w:pPr>
+        <w:tabs>
+          <w:tab w:val="num" w:pos="1440"/>
+        </w:tabs>
+        <w:ind w:left="1440" w:hanging="360"/>
+      </w:pPr>
+      <w:rPr>
+        <w:rFonts w:ascii="Courier New" w:hAnsi="Courier New" w:hint="default"/>
+        <w:sz w:val="20"/>
+      </w:rPr>
+    </w:lvl>
+    <w:lvl w:ilvl="2" w:tentative="1">
+      <w:start w:val="1"/>
+      <w:numFmt w:val="bullet"/>
+      <w:lvlText w:val=""/>
+      <w:lvlJc w:val="left"/>
+      <w:pPr>
+        <w:tabs>
+          <w:tab w:val="num" w:pos="2160"/>
+        </w:tabs>
+        <w:ind w:left="2160" w:hanging="360"/>
+      </w:pPr>
+      <w:rPr>
+        <w:rFonts w:ascii="Wingdings" w:hAnsi="Wingdings" w:hint="default"/>
+        <w:sz w:val="20"/>
+      </w:rPr>
+    </w:lvl>
+    <w:lvl w:ilvl="3" w:tentative="1">
+      <w:start w:val="1"/>
+      <w:numFmt w:val="bullet"/>
+      <w:lvlText w:val=""/>
+      <w:lvlJc w:val="left"/>
+      <w:pPr>
+        <w:tabs>
+          <w:tab w:val="num" w:pos="2880"/>
+        </w:tabs>
+        <w:ind w:left="2880" w:hanging="360"/>
+      </w:pPr>
+      <w:rPr>
+        <w:rFonts w:ascii="Wingdings" w:hAnsi="Wingdings" w:hint="default"/>
+        <w:sz w:val="20"/>
+      </w:rPr>
+    </w:lvl>
+    <w:lvl w:ilvl="4" w:tentative="1">
+      <w:start w:val="1"/>
+      <w:numFmt w:val="bullet"/>
+      <w:lvlText w:val=""/>
+      <w:lvlJc w:val="left"/>
+      <w:pPr>
+        <w:tabs>
+          <w:tab w:val="num" w:pos="3600"/>
+        </w:tabs>
+        <w:ind w:left="3600" w:hanging="360"/>
+      </w:pPr>
+      <w:rPr>
+        <w:rFonts w:ascii="Wingdings" w:hAnsi="Wingdings" w:hint="default"/>
+        <w:sz w:val="20"/>
+      </w:rPr>
+    </w:lvl>
+    <w:lvl w:ilvl="5" w:tentative="1">
+      <w:start w:val="1"/>
+      <w:numFmt w:val="bullet"/>
+      <w:lvlText w:val=""/>
+      <w:lvlJc w:val="left"/>
+      <w:pPr>
+        <w:tabs>
+          <w:tab w:val="num" w:pos="4320"/>
+        </w:tabs>
+        <w:ind w:left="4320" w:hanging="360"/>
+      </w:pPr>
+      <w:rPr>
+        <w:rFonts w:ascii="Wingdings" w:hAnsi="Wingdings" w:hint="default"/>
+        <w:sz w:val="20"/>
+      </w:rPr>
+    </w:lvl>
+    <w:lvl w:ilvl="6" w:tentative="1">
+      <w:start w:val="1"/>
+      <w:numFmt w:val="bullet"/>
+      <w:lvlText w:val=""/>
+      <w:lvlJc w:val="left"/>
+      <w:pPr>
+        <w:tabs>
+          <w:tab w:val="num" w:pos="5040"/>
+        </w:tabs>
+        <w:ind w:left="5040" w:hanging="360"/>
+      </w:pPr>
+      <w:rPr>
+        <w:rFonts w:ascii="Wingdings" w:hAnsi="Wingdings" w:hint="default"/>
+        <w:sz w:val="20"/>
+      </w:rPr>
+    </w:lvl>
+    <w:lvl w:ilvl="7" w:tentative="1">
+      <w:start w:val="1"/>
+      <w:numFmt w:val="bullet"/>
+      <w:lvlText w:val=""/>
+      <w:lvlJc w:val="left"/>
+      <w:pPr>
+        <w:tabs>
+          <w:tab w:val="num" w:pos="5760"/>
+        </w:tabs>
+        <w:ind w:left="5760" w:hanging="360"/>
+      </w:pPr>
+      <w:rPr>
+        <w:rFonts w:ascii="Wingdings" w:hAnsi="Wingdings" w:hint="default"/>
+        <w:sz w:val="20"/>
+      </w:rPr>
+    </w:lvl>
+    <w:lvl w:ilvl="8" w:tentative="1">
+      <w:start w:val="1"/>
+      <w:numFmt w:val="bullet"/>
+      <w:lvlText w:val=""/>
+      <w:lvlJc w:val="left"/>
+      <w:pPr>
+        <w:tabs>
+          <w:tab w:val="num" w:pos="6480"/>
+        </w:tabs>
+        <w:ind w:left="6480" w:hanging="360"/>
+      </w:pPr>
+      <w:rPr>
+        <w:rFonts w:ascii="Wingdings" w:hAnsi="Wingdings" w:hint="default"/>
+        <w:sz w:val="20"/>
+      </w:rPr>
+    </w:lvl>
+  </w:abstractNum>
+  <w:abstractNum w:abstractNumId="11" w15:restartNumberingAfterBreak="0">
     <w:nsid w:val="5B866E01"/>
     <w:multiLevelType w:val="multilevel"/>
     <w:tmpl w:val="CDD64594"/>
@@ -4638,7 +7461,156 @@
       </w:rPr>
     </w:lvl>
   </w:abstractNum>
-  <w:abstractNum w:abstractNumId="6" w15:restartNumberingAfterBreak="0">
+  <w:abstractNum w:abstractNumId="12" w15:restartNumberingAfterBreak="0">
+    <w:nsid w:val="669C33AD"/>
+    <w:multiLevelType w:val="multilevel"/>
+    <w:tmpl w:val="8436AAC2"/>
+    <w:lvl w:ilvl="0">
+      <w:start w:val="1"/>
+      <w:numFmt w:val="bullet"/>
+      <w:lvlText w:val=""/>
+      <w:lvlJc w:val="left"/>
+      <w:pPr>
+        <w:tabs>
+          <w:tab w:val="num" w:pos="720"/>
+        </w:tabs>
+        <w:ind w:left="720" w:hanging="360"/>
+      </w:pPr>
+      <w:rPr>
+        <w:rFonts w:ascii="Symbol" w:hAnsi="Symbol" w:hint="default"/>
+        <w:sz w:val="20"/>
+      </w:rPr>
+    </w:lvl>
+    <w:lvl w:ilvl="1">
+      <w:start w:val="1"/>
+      <w:numFmt w:val="bullet"/>
+      <w:lvlText w:val="o"/>
+      <w:lvlJc w:val="left"/>
+      <w:pPr>
+        <w:tabs>
+          <w:tab w:val="num" w:pos="1440"/>
+        </w:tabs>
+        <w:ind w:left="1440" w:hanging="360"/>
+      </w:pPr>
+      <w:rPr>
+        <w:rFonts w:ascii="Courier New" w:hAnsi="Courier New" w:hint="default"/>
+        <w:sz w:val="20"/>
+      </w:rPr>
+    </w:lvl>
+    <w:lvl w:ilvl="2" w:tentative="1">
+      <w:start w:val="1"/>
+      <w:numFmt w:val="bullet"/>
+      <w:lvlText w:val=""/>
+      <w:lvlJc w:val="left"/>
+      <w:pPr>
+        <w:tabs>
+          <w:tab w:val="num" w:pos="2160"/>
+        </w:tabs>
+        <w:ind w:left="2160" w:hanging="360"/>
+      </w:pPr>
+      <w:rPr>
+        <w:rFonts w:ascii="Wingdings" w:hAnsi="Wingdings" w:hint="default"/>
+        <w:sz w:val="20"/>
+      </w:rPr>
+    </w:lvl>
+    <w:lvl w:ilvl="3" w:tentative="1">
+      <w:start w:val="1"/>
+      <w:numFmt w:val="bullet"/>
+      <w:lvlText w:val=""/>
+      <w:lvlJc w:val="left"/>
+      <w:pPr>
+        <w:tabs>
+          <w:tab w:val="num" w:pos="2880"/>
+        </w:tabs>
+        <w:ind w:left="2880" w:hanging="360"/>
+      </w:pPr>
+      <w:rPr>
+        <w:rFonts w:ascii="Wingdings" w:hAnsi="Wingdings" w:hint="default"/>
+        <w:sz w:val="20"/>
+      </w:rPr>
+    </w:lvl>
+    <w:lvl w:ilvl="4" w:tentative="1">
+      <w:start w:val="1"/>
+      <w:numFmt w:val="bullet"/>
+      <w:lvlText w:val=""/>
+      <w:lvlJc w:val="left"/>
+      <w:pPr>
+        <w:tabs>
+          <w:tab w:val="num" w:pos="3600"/>
+        </w:tabs>
+        <w:ind w:left="3600" w:hanging="360"/>
+      </w:pPr>
+      <w:rPr>
+        <w:rFonts w:ascii="Wingdings" w:hAnsi="Wingdings" w:hint="default"/>
+        <w:sz w:val="20"/>
+      </w:rPr>
+    </w:lvl>
+    <w:lvl w:ilvl="5" w:tentative="1">
+      <w:start w:val="1"/>
+      <w:numFmt w:val="bullet"/>
+      <w:lvlText w:val=""/>
+      <w:lvlJc w:val="left"/>
+      <w:pPr>
+        <w:tabs>
+          <w:tab w:val="num" w:pos="4320"/>
+        </w:tabs>
+        <w:ind w:left="4320" w:hanging="360"/>
+      </w:pPr>
+      <w:rPr>
+        <w:rFonts w:ascii="Wingdings" w:hAnsi="Wingdings" w:hint="default"/>
+        <w:sz w:val="20"/>
+      </w:rPr>
+    </w:lvl>
+    <w:lvl w:ilvl="6" w:tentative="1">
+      <w:start w:val="1"/>
+      <w:numFmt w:val="bullet"/>
+      <w:lvlText w:val=""/>
+      <w:lvlJc w:val="left"/>
+      <w:pPr>
+        <w:tabs>
+          <w:tab w:val="num" w:pos="5040"/>
+        </w:tabs>
+        <w:ind w:left="5040" w:hanging="360"/>
+      </w:pPr>
+      <w:rPr>
+        <w:rFonts w:ascii="Wingdings" w:hAnsi="Wingdings" w:hint="default"/>
+        <w:sz w:val="20"/>
+      </w:rPr>
+    </w:lvl>
+    <w:lvl w:ilvl="7" w:tentative="1">
+      <w:start w:val="1"/>
+      <w:numFmt w:val="bullet"/>
+      <w:lvlText w:val=""/>
+      <w:lvlJc w:val="left"/>
+      <w:pPr>
+        <w:tabs>
+          <w:tab w:val="num" w:pos="5760"/>
+        </w:tabs>
+        <w:ind w:left="5760" w:hanging="360"/>
+      </w:pPr>
+      <w:rPr>
+        <w:rFonts w:ascii="Wingdings" w:hAnsi="Wingdings" w:hint="default"/>
+        <w:sz w:val="20"/>
+      </w:rPr>
+    </w:lvl>
+    <w:lvl w:ilvl="8" w:tentative="1">
+      <w:start w:val="1"/>
+      <w:numFmt w:val="bullet"/>
+      <w:lvlText w:val=""/>
+      <w:lvlJc w:val="left"/>
+      <w:pPr>
+        <w:tabs>
+          <w:tab w:val="num" w:pos="6480"/>
+        </w:tabs>
+        <w:ind w:left="6480" w:hanging="360"/>
+      </w:pPr>
+      <w:rPr>
+        <w:rFonts w:ascii="Wingdings" w:hAnsi="Wingdings" w:hint="default"/>
+        <w:sz w:val="20"/>
+      </w:rPr>
+    </w:lvl>
+  </w:abstractNum>
+  <w:abstractNum w:abstractNumId="13" w15:restartNumberingAfterBreak="0">
     <w:nsid w:val="6CEB3E70"/>
     <w:multiLevelType w:val="multilevel"/>
     <w:tmpl w:val="1CA4282A"/>
@@ -4783,7 +7755,7 @@
       </w:rPr>
     </w:lvl>
   </w:abstractNum>
-  <w:abstractNum w:abstractNumId="7" w15:restartNumberingAfterBreak="0">
+  <w:abstractNum w:abstractNumId="14" w15:restartNumberingAfterBreak="0">
     <w:nsid w:val="772D50EE"/>
     <w:multiLevelType w:val="multilevel"/>
     <w:tmpl w:val="F922334A"/>
@@ -4933,28 +7905,49 @@
     </w:lvl>
   </w:abstractNum>
   <w:num w:numId="1" w16cid:durableId="336032817">
+    <w:abstractNumId w:val="14"/>
+  </w:num>
+  <w:num w:numId="2" w16cid:durableId="1413351405">
+    <w:abstractNumId w:val="11"/>
+  </w:num>
+  <w:num w:numId="3" w16cid:durableId="1664040328">
+    <w:abstractNumId w:val="6"/>
+  </w:num>
+  <w:num w:numId="4" w16cid:durableId="895355071">
+    <w:abstractNumId w:val="9"/>
+  </w:num>
+  <w:num w:numId="5" w16cid:durableId="1960525363">
+    <w:abstractNumId w:val="4"/>
+  </w:num>
+  <w:num w:numId="6" w16cid:durableId="742022719">
+    <w:abstractNumId w:val="13"/>
+  </w:num>
+  <w:num w:numId="7" w16cid:durableId="2101830903">
+    <w:abstractNumId w:val="8"/>
+  </w:num>
+  <w:num w:numId="8" w16cid:durableId="2078938002">
+    <w:abstractNumId w:val="5"/>
+  </w:num>
+  <w:num w:numId="9" w16cid:durableId="503208233">
+    <w:abstractNumId w:val="10"/>
+  </w:num>
+  <w:num w:numId="10" w16cid:durableId="13462520">
+    <w:abstractNumId w:val="3"/>
+  </w:num>
+  <w:num w:numId="11" w16cid:durableId="765925635">
+    <w:abstractNumId w:val="12"/>
+  </w:num>
+  <w:num w:numId="12" w16cid:durableId="2045977997">
+    <w:abstractNumId w:val="2"/>
+  </w:num>
+  <w:num w:numId="13" w16cid:durableId="555703000">
+    <w:abstractNumId w:val="1"/>
+  </w:num>
+  <w:num w:numId="14" w16cid:durableId="529759517">
     <w:abstractNumId w:val="7"/>
   </w:num>
-  <w:num w:numId="2" w16cid:durableId="1413351405">
-    <w:abstractNumId w:val="5"/>
-  </w:num>
-  <w:num w:numId="3" w16cid:durableId="1664040328">
-    <w:abstractNumId w:val="2"/>
-  </w:num>
-  <w:num w:numId="4" w16cid:durableId="895355071">
-    <w:abstractNumId w:val="4"/>
-  </w:num>
-  <w:num w:numId="5" w16cid:durableId="1960525363">
+  <w:num w:numId="15" w16cid:durableId="521749098">
     <w:abstractNumId w:val="0"/>
-  </w:num>
-  <w:num w:numId="6" w16cid:durableId="742022719">
-    <w:abstractNumId w:val="6"/>
-  </w:num>
-  <w:num w:numId="7" w16cid:durableId="2101830903">
-    <w:abstractNumId w:val="3"/>
-  </w:num>
-  <w:num w:numId="8" w16cid:durableId="2078938002">
-    <w:abstractNumId w:val="1"/>
   </w:num>
 </w:numbering>
 </file>
@@ -5390,7 +8383,6 @@
     <w:next w:val="a"/>
     <w:link w:val="20"/>
     <w:uiPriority w:val="9"/>
-    <w:semiHidden/>
     <w:unhideWhenUsed/>
     <w:qFormat/>
     <w:rsid w:val="00B97BC2"/>
@@ -5607,7 +8599,6 @@
     <w:basedOn w:val="a0"/>
     <w:link w:val="2"/>
     <w:uiPriority w:val="9"/>
-    <w:semiHidden/>
     <w:rsid w:val="00B97BC2"/>
     <w:rPr>
       <w:rFonts w:asciiTheme="majorHAnsi" w:eastAsiaTheme="majorEastAsia" w:hAnsiTheme="majorHAnsi" w:cstheme="majorBidi"/>
@@ -5935,6 +8926,69 @@
       <w14:ligatures w14:val="none"/>
     </w:rPr>
   </w:style>
+  <w:style w:type="paragraph" w:styleId="af2">
+    <w:name w:val="header"/>
+    <w:basedOn w:val="a"/>
+    <w:link w:val="af3"/>
+    <w:uiPriority w:val="99"/>
+    <w:unhideWhenUsed/>
+    <w:rsid w:val="002A5EAE"/>
+    <w:pPr>
+      <w:tabs>
+        <w:tab w:val="center" w:pos="4153"/>
+        <w:tab w:val="right" w:pos="8306"/>
+      </w:tabs>
+      <w:snapToGrid w:val="0"/>
+      <w:spacing w:line="240" w:lineRule="auto"/>
+      <w:jc w:val="center"/>
+    </w:pPr>
+    <w:rPr>
+      <w:sz w:val="18"/>
+      <w:szCs w:val="18"/>
+    </w:rPr>
+  </w:style>
+  <w:style w:type="character" w:customStyle="1" w:styleId="af3">
+    <w:name w:val="页眉 字符"/>
+    <w:basedOn w:val="a0"/>
+    <w:link w:val="af2"/>
+    <w:uiPriority w:val="99"/>
+    <w:rsid w:val="002A5EAE"/>
+    <w:rPr>
+      <w:sz w:val="18"/>
+      <w:szCs w:val="18"/>
+    </w:rPr>
+  </w:style>
+  <w:style w:type="paragraph" w:styleId="af4">
+    <w:name w:val="footer"/>
+    <w:basedOn w:val="a"/>
+    <w:link w:val="af5"/>
+    <w:uiPriority w:val="99"/>
+    <w:unhideWhenUsed/>
+    <w:rsid w:val="002A5EAE"/>
+    <w:pPr>
+      <w:tabs>
+        <w:tab w:val="center" w:pos="4153"/>
+        <w:tab w:val="right" w:pos="8306"/>
+      </w:tabs>
+      <w:snapToGrid w:val="0"/>
+      <w:spacing w:line="240" w:lineRule="auto"/>
+    </w:pPr>
+    <w:rPr>
+      <w:sz w:val="18"/>
+      <w:szCs w:val="18"/>
+    </w:rPr>
+  </w:style>
+  <w:style w:type="character" w:customStyle="1" w:styleId="af5">
+    <w:name w:val="页脚 字符"/>
+    <w:basedOn w:val="a0"/>
+    <w:link w:val="af4"/>
+    <w:uiPriority w:val="99"/>
+    <w:rsid w:val="002A5EAE"/>
+    <w:rPr>
+      <w:sz w:val="18"/>
+      <w:szCs w:val="18"/>
+    </w:rPr>
+  </w:style>
 </w:styles>
 </file>
 
